--- a/结果/实验报告/实验报告.docx
+++ b/结果/实验报告/实验报告.docx
@@ -2,22 +2,22 @@
 <file path=word/document.xml><?xml version="1.0" encoding="utf-8"?>
 <w:document xmlns:w="http://schemas.openxmlformats.org/wordprocessingml/2006/main" xmlns:m="http://schemas.openxmlformats.org/officeDocument/2006/math" xmlns:r="http://schemas.openxmlformats.org/officeDocument/2006/relationships" xmlns:o="urn:schemas-microsoft-com:office:office" xmlns:v="urn:schemas-microsoft-com:vml" xmlns:w10="urn:schemas-microsoft-com:office:word" xmlns:a="http://schemas.openxmlformats.org/drawingml/2006/main" xmlns:pic="http://schemas.openxmlformats.org/drawingml/2006/picture" xmlns:wp="http://schemas.openxmlformats.org/drawingml/2006/wordprocessingDrawing">
   <w:body>
-    <w:bookmarkStart w:id="27" w:name="实验报告基于回归学习与流形结构保持的无监督特征选择"/>
+    <w:bookmarkStart w:id="56" w:name="机器学习四次实验报告"/>
     <w:p>
       <w:pPr>
         <w:pStyle w:val="Heading1"/>
       </w:pPr>
       <w:r>
-        <w:t xml:space="preserve">实验报告：基于回归学习与流形结构保持的无监督特征选择</w:t>
-      </w:r>
-    </w:p>
-    <w:bookmarkStart w:id="20" w:name="实验目的"/>
+        <w:t xml:space="preserve">机器学习四次实验报告</w:t>
+      </w:r>
+    </w:p>
+    <w:bookmarkStart w:id="20" w:name="一实验概述"/>
     <w:p>
       <w:pPr>
         <w:pStyle w:val="Heading2"/>
       </w:pPr>
       <w:r>
-        <w:t xml:space="preserve">1. 实验目的</w:t>
+        <w:t xml:space="preserve">一、实验概述</w:t>
       </w:r>
     </w:p>
     <w:p>
@@ -25,7 +25,7 @@
         <w:pStyle w:val="FirstParagraph"/>
       </w:pPr>
       <w:r>
-        <w:t xml:space="preserve">本实验实现并验证一种无监督特征选择方法。算法利用样本之间的局部相似图保持流形结构，同时通过 (L_{2,1}) 范数对回归矩阵施加行稀疏约束，使重要特征保留、冗余特征被压缩。实验阶段使用给定</w:t>
+        <w:t xml:space="preserve">本报告完成</w:t>
       </w:r>
       <w:r>
         <w:t xml:space="preserve"> </w:t>
@@ -34,13 +34,13 @@
         <w:rPr>
           <w:rStyle w:val="VerbatimChar"/>
         </w:rPr>
-        <w:t xml:space="preserve">.mat</w:t>
+        <w:t xml:space="preserve">/Volumes/Work/学习/作业/机器学习/实验</w:t>
       </w:r>
       <w:r>
         <w:t xml:space="preserve"> </w:t>
       </w:r>
       <w:r>
-        <w:t xml:space="preserve">数据集中的</w:t>
+        <w:t xml:space="preserve">目录下的四次实验：线性回归、Fisher 线性判别分析、支持向量机人脸识别和全连接神经网络分类器。实验源码统一放在</w:t>
       </w:r>
       <w:r>
         <w:t xml:space="preserve"> </w:t>
@@ -49,43 +49,28 @@
         <w:rPr>
           <w:rStyle w:val="VerbatimChar"/>
         </w:rPr>
-        <w:t xml:space="preserve">fea</w:t>
+        <w:t xml:space="preserve">源码/</w:t>
       </w:r>
       <w:r>
         <w:t xml:space="preserve"> </w:t>
       </w:r>
       <w:r>
-        <w:t xml:space="preserve">训练特征选择模型，</w:t>
+        <w:t xml:space="preserve">中，所有程序均可通过</w:t>
+      </w:r>
+      <w:r>
+        <w:t xml:space="preserve"> </w:t>
       </w:r>
       <w:r>
         <w:rPr>
           <w:rStyle w:val="VerbatimChar"/>
         </w:rPr>
-        <w:t xml:space="preserve">gnd</w:t>
+        <w:t xml:space="preserve">run_all_experiments.py</w:t>
       </w:r>
       <w:r>
         <w:t xml:space="preserve"> </w:t>
       </w:r>
       <w:r>
-        <w:t xml:space="preserve">只用于聚类评价。</w:t>
-      </w:r>
-    </w:p>
-    <w:bookmarkEnd w:id="20"/>
-    <w:bookmarkStart w:id="21" w:name="数据集"/>
-    <w:p>
-      <w:pPr>
-        <w:pStyle w:val="Heading2"/>
-      </w:pPr>
-      <w:r>
-        <w:t xml:space="preserve">2. 数据集</w:t>
-      </w:r>
-    </w:p>
-    <w:p>
-      <w:pPr>
-        <w:pStyle w:val="FirstParagraph"/>
-      </w:pPr>
-      <w:r>
-        <w:t xml:space="preserve">数据目录为</w:t>
+        <w:t xml:space="preserve">一键运行，输出结果保存在</w:t>
       </w:r>
       <w:r>
         <w:t xml:space="preserve"> </w:t>
@@ -94,304 +79,196 @@
         <w:rPr>
           <w:rStyle w:val="VerbatimChar"/>
         </w:rPr>
-        <w:t xml:space="preserve">/Volumes/Work/学习/作业/机器学习/dataset/dataset</w:t>
-      </w:r>
-      <w:r>
-        <w:t xml:space="preserve">。各数据集规模如下：</w:t>
-      </w:r>
-    </w:p>
-    <w:tbl>
-      <w:tblPr>
-        <w:tblStyle w:val="Table"/>
-        <w:tblW w:type="pct" w:w="0.0"/>
-        <w:tblLook w:firstRow="1" w:lastRow="0" w:firstColumn="0" w:lastColumn="0" w:noHBand="0" w:noVBand="0" w:val="0020"/>
-      </w:tblPr>
-      <w:tblGrid/>
-      <w:tr>
-        <w:tc>
-          <w:p>
-            <w:pPr>
-              <w:pStyle w:val="Compact"/>
-              <w:jc w:val="left"/>
-            </w:pPr>
-            <w:r>
-              <w:t xml:space="preserve">数据集</w:t>
-            </w:r>
-          </w:p>
-        </w:tc>
-        <w:tc>
-          <w:p>
-            <w:pPr>
-              <w:pStyle w:val="Compact"/>
-              <w:jc w:val="right"/>
-            </w:pPr>
-            <w:r>
-              <w:t xml:space="preserve">样本数</w:t>
-            </w:r>
-          </w:p>
-        </w:tc>
-        <w:tc>
-          <w:p>
-            <w:pPr>
-              <w:pStyle w:val="Compact"/>
-              <w:jc w:val="right"/>
-            </w:pPr>
-            <w:r>
-              <w:t xml:space="preserve">特征数</w:t>
-            </w:r>
-          </w:p>
-        </w:tc>
-        <w:tc>
-          <w:p>
-            <w:pPr>
-              <w:pStyle w:val="Compact"/>
-              <w:jc w:val="right"/>
-            </w:pPr>
-            <w:r>
-              <w:t xml:space="preserve">类别数</w:t>
-            </w:r>
-          </w:p>
-        </w:tc>
-      </w:tr>
-      <w:tr>
-        <w:tc>
-          <w:p>
-            <w:pPr>
-              <w:pStyle w:val="Compact"/>
-              <w:jc w:val="left"/>
-            </w:pPr>
-            <w:r>
-              <w:t xml:space="preserve">JAFFE</w:t>
-            </w:r>
-          </w:p>
-        </w:tc>
-        <w:tc>
-          <w:p>
-            <w:pPr>
-              <w:pStyle w:val="Compact"/>
-              <w:jc w:val="right"/>
-            </w:pPr>
-            <w:r>
-              <w:t xml:space="preserve">213</w:t>
-            </w:r>
-          </w:p>
-        </w:tc>
-        <w:tc>
-          <w:p>
-            <w:pPr>
-              <w:pStyle w:val="Compact"/>
-              <w:jc w:val="right"/>
-            </w:pPr>
-            <w:r>
-              <w:t xml:space="preserve">676</w:t>
-            </w:r>
-          </w:p>
-        </w:tc>
-        <w:tc>
-          <w:p>
-            <w:pPr>
-              <w:pStyle w:val="Compact"/>
-              <w:jc w:val="right"/>
-            </w:pPr>
-            <w:r>
-              <w:t xml:space="preserve">10</w:t>
-            </w:r>
-          </w:p>
-        </w:tc>
-      </w:tr>
-      <w:tr>
-        <w:tc>
-          <w:p>
-            <w:pPr>
-              <w:pStyle w:val="Compact"/>
-              <w:jc w:val="left"/>
-            </w:pPr>
-            <w:r>
-              <w:t xml:space="preserve">MNIST</w:t>
-            </w:r>
-          </w:p>
-        </w:tc>
-        <w:tc>
-          <w:p>
-            <w:pPr>
-              <w:pStyle w:val="Compact"/>
-              <w:jc w:val="right"/>
-            </w:pPr>
-            <w:r>
-              <w:t xml:space="preserve">3000</w:t>
-            </w:r>
-          </w:p>
-        </w:tc>
-        <w:tc>
-          <w:p>
-            <w:pPr>
-              <w:pStyle w:val="Compact"/>
-              <w:jc w:val="right"/>
-            </w:pPr>
-            <w:r>
-              <w:t xml:space="preserve">784</w:t>
-            </w:r>
-          </w:p>
-        </w:tc>
-        <w:tc>
-          <w:p>
-            <w:pPr>
-              <w:pStyle w:val="Compact"/>
-              <w:jc w:val="right"/>
-            </w:pPr>
-            <w:r>
-              <w:t xml:space="preserve">10</w:t>
-            </w:r>
-          </w:p>
-        </w:tc>
-      </w:tr>
-      <w:tr>
-        <w:tc>
-          <w:p>
-            <w:pPr>
-              <w:pStyle w:val="Compact"/>
-              <w:jc w:val="left"/>
-            </w:pPr>
-            <w:r>
-              <w:t xml:space="preserve">TOX_171</w:t>
-            </w:r>
-          </w:p>
-        </w:tc>
-        <w:tc>
-          <w:p>
-            <w:pPr>
-              <w:pStyle w:val="Compact"/>
-              <w:jc w:val="right"/>
-            </w:pPr>
-            <w:r>
-              <w:t xml:space="preserve">171</w:t>
-            </w:r>
-          </w:p>
-        </w:tc>
-        <w:tc>
-          <w:p>
-            <w:pPr>
-              <w:pStyle w:val="Compact"/>
-              <w:jc w:val="right"/>
-            </w:pPr>
-            <w:r>
-              <w:t xml:space="preserve">5748</w:t>
-            </w:r>
-          </w:p>
-        </w:tc>
-        <w:tc>
-          <w:p>
-            <w:pPr>
-              <w:pStyle w:val="Compact"/>
-              <w:jc w:val="right"/>
-            </w:pPr>
-            <w:r>
-              <w:t xml:space="preserve">4</w:t>
-            </w:r>
-          </w:p>
-        </w:tc>
-      </w:tr>
-      <w:tr>
-        <w:tc>
-          <w:p>
-            <w:pPr>
-              <w:pStyle w:val="Compact"/>
-              <w:jc w:val="left"/>
-            </w:pPr>
-            <w:r>
-              <w:t xml:space="preserve">Yale</w:t>
-            </w:r>
-          </w:p>
-        </w:tc>
-        <w:tc>
-          <w:p>
-            <w:pPr>
-              <w:pStyle w:val="Compact"/>
-              <w:jc w:val="right"/>
-            </w:pPr>
-            <w:r>
-              <w:t xml:space="preserve">165</w:t>
-            </w:r>
-          </w:p>
-        </w:tc>
-        <w:tc>
-          <w:p>
-            <w:pPr>
-              <w:pStyle w:val="Compact"/>
-              <w:jc w:val="right"/>
-            </w:pPr>
-            <w:r>
-              <w:t xml:space="preserve">1024</w:t>
-            </w:r>
-          </w:p>
-        </w:tc>
-        <w:tc>
-          <w:p>
-            <w:pPr>
-              <w:pStyle w:val="Compact"/>
-              <w:jc w:val="right"/>
-            </w:pPr>
-            <w:r>
-              <w:t xml:space="preserve">15</w:t>
-            </w:r>
-          </w:p>
-        </w:tc>
-      </w:tr>
-      <w:tr>
-        <w:tc>
-          <w:p>
-            <w:pPr>
-              <w:pStyle w:val="Compact"/>
-              <w:jc w:val="left"/>
-            </w:pPr>
-            <w:r>
-              <w:t xml:space="preserve">lung</w:t>
-            </w:r>
-          </w:p>
-        </w:tc>
-        <w:tc>
-          <w:p>
-            <w:pPr>
-              <w:pStyle w:val="Compact"/>
-              <w:jc w:val="right"/>
-            </w:pPr>
-            <w:r>
-              <w:t xml:space="preserve">203</w:t>
-            </w:r>
-          </w:p>
-        </w:tc>
-        <w:tc>
-          <w:p>
-            <w:pPr>
-              <w:pStyle w:val="Compact"/>
-              <w:jc w:val="right"/>
-            </w:pPr>
-            <w:r>
-              <w:t xml:space="preserve">3312</w:t>
-            </w:r>
-          </w:p>
-        </w:tc>
-        <w:tc>
-          <w:p>
-            <w:pPr>
-              <w:pStyle w:val="Compact"/>
-              <w:jc w:val="right"/>
-            </w:pPr>
-            <w:r>
-              <w:t xml:space="preserve">5</w:t>
-            </w:r>
-          </w:p>
-        </w:tc>
-      </w:tr>
-    </w:tbl>
+        <w:t xml:space="preserve">源码/outputs/</w:t>
+      </w:r>
+      <w:r>
+        <w:t xml:space="preserve">。</w:t>
+      </w:r>
+    </w:p>
+    <w:bookmarkEnd w:id="20"/>
+    <w:bookmarkStart w:id="21" w:name="二实验环境"/>
+    <w:p>
+      <w:pPr>
+        <w:pStyle w:val="Heading2"/>
+      </w:pPr>
+      <w:r>
+        <w:t xml:space="preserve">二、实验环境</w:t>
+      </w:r>
+    </w:p>
+    <w:p>
+      <w:pPr>
+        <w:numPr>
+          <w:ilvl w:val="0"/>
+          <w:numId w:val="1001"/>
+        </w:numPr>
+        <w:pStyle w:val="Compact"/>
+      </w:pPr>
+      <w:r>
+        <w:t xml:space="preserve">操作系统：macOS</w:t>
+      </w:r>
+    </w:p>
+    <w:p>
+      <w:pPr>
+        <w:numPr>
+          <w:ilvl w:val="0"/>
+          <w:numId w:val="1001"/>
+        </w:numPr>
+        <w:pStyle w:val="Compact"/>
+      </w:pPr>
+      <w:r>
+        <w:t xml:space="preserve">Python：3.10 及以上，本机验证使用</w:t>
+      </w:r>
+      <w:r>
+        <w:t xml:space="preserve"> </w:t>
+      </w:r>
+      <w:r>
+        <w:rPr>
+          <w:rStyle w:val="VerbatimChar"/>
+        </w:rPr>
+        <w:t xml:space="preserve">/Volumes/Work/opt/anaconda3/bin/python3</w:t>
+      </w:r>
+    </w:p>
+    <w:p>
+      <w:pPr>
+        <w:numPr>
+          <w:ilvl w:val="0"/>
+          <w:numId w:val="1001"/>
+        </w:numPr>
+        <w:pStyle w:val="Compact"/>
+      </w:pPr>
+      <w:r>
+        <w:t xml:space="preserve">主要依赖：numpy、scipy、scikit-learn、pandas、matplotlib</w:t>
+      </w:r>
+    </w:p>
+    <w:p>
+      <w:pPr>
+        <w:numPr>
+          <w:ilvl w:val="0"/>
+          <w:numId w:val="1001"/>
+        </w:numPr>
+        <w:pStyle w:val="Compact"/>
+      </w:pPr>
+      <w:r>
+        <w:t xml:space="preserve">环境文件：</w:t>
+      </w:r>
+      <w:r>
+        <w:rPr>
+          <w:rStyle w:val="VerbatimChar"/>
+        </w:rPr>
+        <w:t xml:space="preserve">源码/environment.yml</w:t>
+      </w:r>
+    </w:p>
+    <w:p>
+      <w:pPr>
+        <w:pStyle w:val="FirstParagraph"/>
+      </w:pPr>
+      <w:r>
+        <w:t xml:space="preserve">运行命令：</w:t>
+      </w:r>
+    </w:p>
+    <w:p>
+      <w:pPr>
+        <w:pStyle w:val="SourceCode"/>
+      </w:pPr>
+      <w:r>
+        <w:rPr>
+          <w:rStyle w:val="BuiltInTok"/>
+        </w:rPr>
+        <w:t xml:space="preserve">cd</w:t>
+      </w:r>
+      <w:r>
+        <w:rPr>
+          <w:rStyle w:val="NormalTok"/>
+        </w:rPr>
+        <w:t xml:space="preserve"> /Volumes/Work/学习/作业/机器学习/结果/实验报告/源码</w:t>
+      </w:r>
+      <w:r>
+        <w:br/>
+      </w:r>
+      <w:r>
+        <w:rPr>
+          <w:rStyle w:val="ExtensionTok"/>
+        </w:rPr>
+        <w:t xml:space="preserve">python</w:t>
+      </w:r>
+      <w:r>
+        <w:rPr>
+          <w:rStyle w:val="NormalTok"/>
+        </w:rPr>
+        <w:t xml:space="preserve"> run_all_experiments.py </w:t>
+      </w:r>
+      <w:r>
+        <w:rPr>
+          <w:rStyle w:val="DataTypeTok"/>
+        </w:rPr>
+        <w:t xml:space="preserve">\</w:t>
+      </w:r>
+      <w:r>
+        <w:br/>
+      </w:r>
+      <w:r>
+        <w:rPr>
+          <w:rStyle w:val="NormalTok"/>
+        </w:rPr>
+        <w:t xml:space="preserve">  </w:t>
+      </w:r>
+      <w:r>
+        <w:rPr>
+          <w:rStyle w:val="AttributeTok"/>
+        </w:rPr>
+        <w:t xml:space="preserve">--experiment-root</w:t>
+      </w:r>
+      <w:r>
+        <w:rPr>
+          <w:rStyle w:val="NormalTok"/>
+        </w:rPr>
+        <w:t xml:space="preserve"> /Volumes/Work/学习/作业/机器学习/实验 </w:t>
+      </w:r>
+      <w:r>
+        <w:rPr>
+          <w:rStyle w:val="DataTypeTok"/>
+        </w:rPr>
+        <w:t xml:space="preserve">\</w:t>
+      </w:r>
+      <w:r>
+        <w:br/>
+      </w:r>
+      <w:r>
+        <w:rPr>
+          <w:rStyle w:val="NormalTok"/>
+        </w:rPr>
+        <w:t xml:space="preserve">  </w:t>
+      </w:r>
+      <w:r>
+        <w:rPr>
+          <w:rStyle w:val="AttributeTok"/>
+        </w:rPr>
+        <w:t xml:space="preserve">--output-dir</w:t>
+      </w:r>
+      <w:r>
+        <w:rPr>
+          <w:rStyle w:val="NormalTok"/>
+        </w:rPr>
+        <w:t xml:space="preserve"> outputs</w:t>
+      </w:r>
+    </w:p>
     <w:bookmarkEnd w:id="21"/>
-    <w:bookmarkStart w:id="22" w:name="方法概述"/>
+    <w:bookmarkStart w:id="28" w:name="三实验一线性回归与岭回归"/>
     <w:p>
       <w:pPr>
         <w:pStyle w:val="Heading2"/>
       </w:pPr>
       <w:r>
-        <w:t xml:space="preserve">3. 方法概述</w:t>
+        <w:t xml:space="preserve">三、实验一：线性回归与岭回归</w:t>
+      </w:r>
+    </w:p>
+    <w:bookmarkStart w:id="22" w:name="实验目的"/>
+    <w:p>
+      <w:pPr>
+        <w:pStyle w:val="Heading3"/>
+      </w:pPr>
+      <w:r>
+        <w:t xml:space="preserve">1. 实验目的</w:t>
       </w:r>
     </w:p>
     <w:p>
@@ -399,13 +276,31 @@
         <w:pStyle w:val="FirstParagraph"/>
       </w:pPr>
       <w:r>
-        <w:t xml:space="preserve">设 (X</w:t>
+        <w:t xml:space="preserve">掌握线性回归和岭回归的基本原理，能够编写程序实现回归模型，并利用模型解决实际连续值预测问题。</w:t>
+      </w:r>
+    </w:p>
+    <w:bookmarkEnd w:id="22"/>
+    <w:bookmarkStart w:id="23" w:name="方法"/>
+    <w:p>
+      <w:pPr>
+        <w:pStyle w:val="Heading3"/>
+      </w:pPr>
+      <w:r>
+        <w:t xml:space="preserve">2. 方法</w:t>
+      </w:r>
+    </w:p>
+    <w:p>
+      <w:pPr>
+        <w:pStyle w:val="FirstParagraph"/>
+      </w:pPr>
+      <w:r>
+        <w:t xml:space="preserve">设训练集为 (X</w:t>
       </w:r>
       <w:r>
         <w:t xml:space="preserve">R^{m</w:t>
       </w:r>
       <w:r>
-        <w:t xml:space="preserve">d})，先对特征做标准化，再构造 kNN 样本图 (S)，计算拉普拉斯矩阵 (L=D-S)。模型目标函数为：</w:t>
+        <w:t xml:space="preserve">d})，目标值为 (y)。普通最小二乘回归最小化平方误差：</w:t>
       </w:r>
     </w:p>
     <w:p>
@@ -429,7 +324,7 @@
             </m:e>
             <m:lim>
               <m:r>
-                <m:t>W</m:t>
+                <m:t>w</m:t>
               </m:r>
             </m:lim>
           </m:limLow>
@@ -443,7 +338,7 @@
             <m:t>X</m:t>
           </m:r>
           <m:r>
-            <m:t>W</m:t>
+            <m:t>w</m:t>
           </m:r>
           <m:r>
             <m:rPr>
@@ -452,7 +347,7 @@
             <m:t>−</m:t>
           </m:r>
           <m:r>
-            <m:t>Y</m:t>
+            <m:t>y</m:t>
           </m:r>
           <m:sSubSup>
             <m:e>
@@ -465,7 +360,84 @@
             </m:e>
             <m:sub>
               <m:r>
-                <m:t>F</m:t>
+                <m:t>2</m:t>
+              </m:r>
+            </m:sub>
+            <m:sup>
+              <m:r>
+                <m:t>2</m:t>
+              </m:r>
+            </m:sup>
+          </m:sSubSup>
+        </m:oMath>
+      </m:oMathPara>
+    </w:p>
+    <w:p>
+      <w:pPr>
+        <w:pStyle w:val="FirstParagraph"/>
+      </w:pPr>
+      <w:r>
+        <w:t xml:space="preserve">岭回归在目标函数中加入 (L_2) 正则项：</w:t>
+      </w:r>
+    </w:p>
+    <w:p>
+      <w:pPr>
+        <w:pStyle w:val="BodyText"/>
+      </w:pPr>
+      <m:oMathPara>
+        <m:oMathParaPr>
+          <m:jc m:val="center"/>
+        </m:oMathParaPr>
+        <m:oMath>
+          <m:limLow>
+            <m:e>
+              <m:r>
+                <m:rPr>
+                  <m:nor/>
+                  <m:sty m:val="p"/>
+                </m:rPr>
+                <m:t>min</m:t>
+              </m:r>
+            </m:e>
+            <m:lim>
+              <m:r>
+                <m:t>w</m:t>
+              </m:r>
+            </m:lim>
+          </m:limLow>
+          <m:r>
+            <m:rPr>
+              <m:sty m:val="p"/>
+            </m:rPr>
+            <m:t>∥</m:t>
+          </m:r>
+          <m:r>
+            <m:t>X</m:t>
+          </m:r>
+          <m:r>
+            <m:t>w</m:t>
+          </m:r>
+          <m:r>
+            <m:rPr>
+              <m:sty m:val="p"/>
+            </m:rPr>
+            <m:t>−</m:t>
+          </m:r>
+          <m:r>
+            <m:t>y</m:t>
+          </m:r>
+          <m:sSubSup>
+            <m:e>
+              <m:r>
+                <m:rPr>
+                  <m:sty m:val="p"/>
+                </m:rPr>
+                <m:t>∥</m:t>
+              </m:r>
+            </m:e>
+            <m:sub>
+              <m:r>
+                <m:t>2</m:t>
               </m:r>
             </m:sub>
             <m:sup>
@@ -490,9 +462,9 @@
             <m:t>∥</m:t>
           </m:r>
           <m:r>
-            <m:t>W</m:t>
+            <m:t>w</m:t>
           </m:r>
-          <m:sSub>
+          <m:sSubSup>
             <m:e>
               <m:r>
                 <m:rPr>
@@ -505,12 +477,637 @@
               <m:r>
                 <m:t>2</m:t>
               </m:r>
+            </m:sub>
+            <m:sup>
+              <m:r>
+                <m:t>2</m:t>
+              </m:r>
+            </m:sup>
+          </m:sSubSup>
+        </m:oMath>
+      </m:oMathPara>
+    </w:p>
+    <w:p>
+      <w:pPr>
+        <w:pStyle w:val="FirstParagraph"/>
+      </w:pPr>
+      <w:r>
+        <w:t xml:space="preserve">程序中实现了闭式解，并比较了 OLS 与不同正则参数的岭回归。由于原实验 PDF 只给出参考链接，没有随目录提供具体回归数据，本实验使用 sklearn 自带 Diabetes 回归数据集，保证无需联网即可复现。</w:t>
+      </w:r>
+    </w:p>
+    <w:bookmarkEnd w:id="23"/>
+    <w:bookmarkStart w:id="26" w:name="实验结果"/>
+    <w:p>
+      <w:pPr>
+        <w:pStyle w:val="Heading3"/>
+      </w:pPr>
+      <w:r>
+        <w:t xml:space="preserve">3. 实验结果</w:t>
+      </w:r>
+    </w:p>
+    <w:tbl>
+      <w:tblPr>
+        <w:tblStyle w:val="Table"/>
+        <w:tblW w:type="pct" w:w="0.0"/>
+        <w:tblLook w:firstRow="1" w:lastRow="0" w:firstColumn="0" w:lastColumn="0" w:noHBand="0" w:noVBand="0" w:val="0020"/>
+      </w:tblPr>
+      <w:tblGrid/>
+      <w:tr>
+        <w:tc>
+          <w:p>
+            <w:pPr>
+              <w:pStyle w:val="Compact"/>
+              <w:jc w:val="left"/>
+            </w:pPr>
+            <w:r>
+              <w:t xml:space="preserve">模型</w:t>
+            </w:r>
+          </w:p>
+        </w:tc>
+        <w:tc>
+          <w:p>
+            <w:pPr>
+              <w:pStyle w:val="Compact"/>
+              <w:jc w:val="right"/>
+            </w:pPr>
+            <w:r>
+              <w:t xml:space="preserve">MSE</w:t>
+            </w:r>
+          </w:p>
+        </w:tc>
+        <w:tc>
+          <w:p>
+            <w:pPr>
+              <w:pStyle w:val="Compact"/>
+              <w:jc w:val="right"/>
+            </w:pPr>
+            <w:r>
+              <w:t xml:space="preserve">RMSE</w:t>
+            </w:r>
+          </w:p>
+        </w:tc>
+        <w:tc>
+          <w:p>
+            <w:pPr>
+              <w:pStyle w:val="Compact"/>
+              <w:jc w:val="right"/>
+            </w:pPr>
+            <w:r>
+              <w:t xml:space="preserve">MAE</w:t>
+            </w:r>
+          </w:p>
+        </w:tc>
+        <w:tc>
+          <w:p>
+            <w:pPr>
+              <w:pStyle w:val="Compact"/>
+              <w:jc w:val="right"/>
+            </w:pPr>
+            <w:r>
+              <w:t xml:space="preserve">R2</w:t>
+            </w:r>
+          </w:p>
+        </w:tc>
+      </w:tr>
+      <w:tr>
+        <w:tc>
+          <w:p>
+            <w:pPr>
+              <w:pStyle w:val="Compact"/>
+              <w:jc w:val="left"/>
+            </w:pPr>
+            <w:r>
+              <w:t xml:space="preserve">OLS_closed_form</w:t>
+            </w:r>
+          </w:p>
+        </w:tc>
+        <w:tc>
+          <w:p>
+            <w:pPr>
+              <w:pStyle w:val="Compact"/>
+              <w:jc w:val="right"/>
+            </w:pPr>
+            <w:r>
+              <w:t xml:space="preserve">2821.7510</w:t>
+            </w:r>
+          </w:p>
+        </w:tc>
+        <w:tc>
+          <w:p>
+            <w:pPr>
+              <w:pStyle w:val="Compact"/>
+              <w:jc w:val="right"/>
+            </w:pPr>
+            <w:r>
+              <w:t xml:space="preserve">53.1202</w:t>
+            </w:r>
+          </w:p>
+        </w:tc>
+        <w:tc>
+          <w:p>
+            <w:pPr>
+              <w:pStyle w:val="Compact"/>
+              <w:jc w:val="right"/>
+            </w:pPr>
+            <w:r>
+              <w:t xml:space="preserve">41.9194</w:t>
+            </w:r>
+          </w:p>
+        </w:tc>
+        <w:tc>
+          <w:p>
+            <w:pPr>
+              <w:pStyle w:val="Compact"/>
+              <w:jc w:val="right"/>
+            </w:pPr>
+            <w:r>
+              <w:t xml:space="preserve">0.4773</w:t>
+            </w:r>
+          </w:p>
+        </w:tc>
+      </w:tr>
+      <w:tr>
+        <w:tc>
+          <w:p>
+            <w:pPr>
+              <w:pStyle w:val="Compact"/>
+              <w:jc w:val="left"/>
+            </w:pPr>
+            <w:r>
+              <w:t xml:space="preserve">Ridge_alpha_0.1</w:t>
+            </w:r>
+          </w:p>
+        </w:tc>
+        <w:tc>
+          <w:p>
+            <w:pPr>
+              <w:pStyle w:val="Compact"/>
+              <w:jc w:val="right"/>
+            </w:pPr>
+            <w:r>
+              <w:t xml:space="preserve">2821.4028</w:t>
+            </w:r>
+          </w:p>
+        </w:tc>
+        <w:tc>
+          <w:p>
+            <w:pPr>
+              <w:pStyle w:val="Compact"/>
+              <w:jc w:val="right"/>
+            </w:pPr>
+            <w:r>
+              <w:t xml:space="preserve">53.1169</w:t>
+            </w:r>
+          </w:p>
+        </w:tc>
+        <w:tc>
+          <w:p>
+            <w:pPr>
+              <w:pStyle w:val="Compact"/>
+              <w:jc w:val="right"/>
+            </w:pPr>
+            <w:r>
+              <w:t xml:space="preserve">41.9140</w:t>
+            </w:r>
+          </w:p>
+        </w:tc>
+        <w:tc>
+          <w:p>
+            <w:pPr>
+              <w:pStyle w:val="Compact"/>
+              <w:jc w:val="right"/>
+            </w:pPr>
+            <w:r>
+              <w:t xml:space="preserve">0.4774</w:t>
+            </w:r>
+          </w:p>
+        </w:tc>
+      </w:tr>
+      <w:tr>
+        <w:tc>
+          <w:p>
+            <w:pPr>
+              <w:pStyle w:val="Compact"/>
+              <w:jc w:val="left"/>
+            </w:pPr>
+            <w:r>
+              <w:t xml:space="preserve">Ridge_alpha_1</w:t>
+            </w:r>
+          </w:p>
+        </w:tc>
+        <w:tc>
+          <w:p>
+            <w:pPr>
+              <w:pStyle w:val="Compact"/>
+              <w:jc w:val="right"/>
+            </w:pPr>
+            <w:r>
+              <w:t xml:space="preserve">2819.9820</w:t>
+            </w:r>
+          </w:p>
+        </w:tc>
+        <w:tc>
+          <w:p>
+            <w:pPr>
+              <w:pStyle w:val="Compact"/>
+              <w:jc w:val="right"/>
+            </w:pPr>
+            <w:r>
+              <w:t xml:space="preserve">53.1035</w:t>
+            </w:r>
+          </w:p>
+        </w:tc>
+        <w:tc>
+          <w:p>
+            <w:pPr>
+              <w:pStyle w:val="Compact"/>
+              <w:jc w:val="right"/>
+            </w:pPr>
+            <w:r>
+              <w:t xml:space="preserve">41.8784</w:t>
+            </w:r>
+          </w:p>
+        </w:tc>
+        <w:tc>
+          <w:p>
+            <w:pPr>
+              <w:pStyle w:val="Compact"/>
+              <w:jc w:val="right"/>
+            </w:pPr>
+            <w:r>
+              <w:t xml:space="preserve">0.4776</w:t>
+            </w:r>
+          </w:p>
+        </w:tc>
+      </w:tr>
+      <w:tr>
+        <w:tc>
+          <w:p>
+            <w:pPr>
+              <w:pStyle w:val="Compact"/>
+              <w:jc w:val="left"/>
+            </w:pPr>
+            <w:r>
+              <w:t xml:space="preserve">Ridge_alpha_10</w:t>
+            </w:r>
+          </w:p>
+        </w:tc>
+        <w:tc>
+          <w:p>
+            <w:pPr>
+              <w:pStyle w:val="Compact"/>
+              <w:jc w:val="right"/>
+            </w:pPr>
+            <w:r>
+              <w:t xml:space="preserve">2817.4911</w:t>
+            </w:r>
+          </w:p>
+        </w:tc>
+        <w:tc>
+          <w:p>
+            <w:pPr>
+              <w:pStyle w:val="Compact"/>
+              <w:jc w:val="right"/>
+            </w:pPr>
+            <w:r>
+              <w:t xml:space="preserve">53.0800</w:t>
+            </w:r>
+          </w:p>
+        </w:tc>
+        <w:tc>
+          <w:p>
+            <w:pPr>
+              <w:pStyle w:val="Compact"/>
+              <w:jc w:val="right"/>
+            </w:pPr>
+            <w:r>
+              <w:t xml:space="preserve">41.8567</w:t>
+            </w:r>
+          </w:p>
+        </w:tc>
+        <w:tc>
+          <w:p>
+            <w:pPr>
+              <w:pStyle w:val="Compact"/>
+              <w:jc w:val="right"/>
+            </w:pPr>
+            <w:r>
+              <w:t xml:space="preserve">0.4781</w:t>
+            </w:r>
+          </w:p>
+        </w:tc>
+      </w:tr>
+    </w:tbl>
+    <w:p>
+      <w:pPr>
+        <w:pStyle w:val="BodyText"/>
+      </w:pPr>
+      <w:r>
+        <w:t xml:space="preserve">结果文件：</w:t>
+      </w:r>
+      <w:r>
+        <w:rPr>
+          <w:rStyle w:val="VerbatimChar"/>
+        </w:rPr>
+        <w:t xml:space="preserve">源码/outputs/linear_regression_metrics.csv</w:t>
+      </w:r>
+    </w:p>
+    <w:p>
+      <w:pPr>
+        <w:pStyle w:val="BodyText"/>
+      </w:pPr>
+      <w:r>
+        <w:t xml:space="preserve">图像文件：</w:t>
+      </w:r>
+    </w:p>
+    <w:p>
+      <w:pPr>
+        <w:pStyle w:val="CaptionedFigure"/>
+      </w:pPr>
+      <w:r>
+        <w:drawing>
+          <wp:inline>
+            <wp:extent cx="5334000" cy="4445000"/>
+            <wp:effectExtent b="0" l="0" r="0" t="0"/>
+            <wp:docPr descr="线性回归预测散点图" title="" id="1" name="Picture"/>
+            <a:graphic>
+              <a:graphicData uri="http://schemas.openxmlformats.org/drawingml/2006/picture">
+                <pic:pic>
+                  <pic:nvPicPr>
+                    <pic:cNvPr descr="源码/outputs/figures/linear_regression_prediction.png" id="0" name="Picture"/>
+                    <pic:cNvPicPr>
+                      <a:picLocks noChangeArrowheads="1" noChangeAspect="1"/>
+                    </pic:cNvPicPr>
+                  </pic:nvPicPr>
+                  <pic:blipFill>
+                    <a:blip r:embed="rId24"/>
+                    <a:stretch>
+                      <a:fillRect/>
+                    </a:stretch>
+                  </pic:blipFill>
+                  <pic:spPr bwMode="auto">
+                    <a:xfrm>
+                      <a:off x="0" y="0"/>
+                      <a:ext cx="5334000" cy="4445000"/>
+                    </a:xfrm>
+                    <a:prstGeom prst="rect">
+                      <a:avLst/>
+                    </a:prstGeom>
+                    <a:noFill/>
+                    <a:ln w="9525">
+                      <a:noFill/>
+                      <a:headEnd/>
+                      <a:tailEnd/>
+                    </a:ln>
+                  </pic:spPr>
+                </pic:pic>
+              </a:graphicData>
+            </a:graphic>
+          </wp:inline>
+        </w:drawing>
+      </w:r>
+    </w:p>
+    <w:p>
+      <w:pPr>
+        <w:pStyle w:val="ImageCaption"/>
+      </w:pPr>
+      <w:r>
+        <w:t xml:space="preserve">线性回归预测散点图</w:t>
+      </w:r>
+    </w:p>
+    <w:p>
+      <w:pPr>
+        <w:pStyle w:val="CaptionedFigure"/>
+      </w:pPr>
+      <w:r>
+        <w:drawing>
+          <wp:inline>
+            <wp:extent cx="5334000" cy="3810000"/>
+            <wp:effectExtent b="0" l="0" r="0" t="0"/>
+            <wp:docPr descr="岭回归系数路径" title="" id="1" name="Picture"/>
+            <a:graphic>
+              <a:graphicData uri="http://schemas.openxmlformats.org/drawingml/2006/picture">
+                <pic:pic>
+                  <pic:nvPicPr>
+                    <pic:cNvPr descr="源码/outputs/figures/linear_regression_ridge_coefficients.png" id="0" name="Picture"/>
+                    <pic:cNvPicPr>
+                      <a:picLocks noChangeArrowheads="1" noChangeAspect="1"/>
+                    </pic:cNvPicPr>
+                  </pic:nvPicPr>
+                  <pic:blipFill>
+                    <a:blip r:embed="rId25"/>
+                    <a:stretch>
+                      <a:fillRect/>
+                    </a:stretch>
+                  </pic:blipFill>
+                  <pic:spPr bwMode="auto">
+                    <a:xfrm>
+                      <a:off x="0" y="0"/>
+                      <a:ext cx="5334000" cy="3810000"/>
+                    </a:xfrm>
+                    <a:prstGeom prst="rect">
+                      <a:avLst/>
+                    </a:prstGeom>
+                    <a:noFill/>
+                    <a:ln w="9525">
+                      <a:noFill/>
+                      <a:headEnd/>
+                      <a:tailEnd/>
+                    </a:ln>
+                  </pic:spPr>
+                </pic:pic>
+              </a:graphicData>
+            </a:graphic>
+          </wp:inline>
+        </w:drawing>
+      </w:r>
+    </w:p>
+    <w:p>
+      <w:pPr>
+        <w:pStyle w:val="ImageCaption"/>
+      </w:pPr>
+      <w:r>
+        <w:t xml:space="preserve">岭回归系数路径</w:t>
+      </w:r>
+    </w:p>
+    <w:bookmarkEnd w:id="26"/>
+    <w:bookmarkStart w:id="27" w:name="分析"/>
+    <w:p>
+      <w:pPr>
+        <w:pStyle w:val="Heading3"/>
+      </w:pPr>
+      <w:r>
+        <w:t xml:space="preserve">4. 分析</w:t>
+      </w:r>
+    </w:p>
+    <w:p>
+      <w:pPr>
+        <w:pStyle w:val="FirstParagraph"/>
+      </w:pPr>
+      <w:r>
+        <w:t xml:space="preserve">在 Diabetes 数据集上，岭回归相对普通最小二乘有轻微提升。随着 (</w:t>
+      </w:r>
+      <w:r>
+        <w:t xml:space="preserve">) 增大，模型系数被压缩，泛化误差略有下降，说明正则项可以缓解线性模型在小样本数据上的方差问题。</w:t>
+      </w:r>
+    </w:p>
+    <w:bookmarkEnd w:id="27"/>
+    <w:bookmarkEnd w:id="28"/>
+    <w:bookmarkStart w:id="36" w:name="四实验二fisher-线性判别分析-lda"/>
+    <w:p>
+      <w:pPr>
+        <w:pStyle w:val="Heading2"/>
+      </w:pPr>
+      <w:r>
+        <w:t xml:space="preserve">四、实验二：Fisher 线性判别分析 LDA</w:t>
+      </w:r>
+    </w:p>
+    <w:bookmarkStart w:id="29" w:name="实验目的-1"/>
+    <w:p>
+      <w:pPr>
+        <w:pStyle w:val="Heading3"/>
+      </w:pPr>
+      <w:r>
+        <w:t xml:space="preserve">1. 实验目的</w:t>
+      </w:r>
+    </w:p>
+    <w:p>
+      <w:pPr>
+        <w:pStyle w:val="FirstParagraph"/>
+      </w:pPr>
+      <w:r>
+        <w:t xml:space="preserve">掌握 Fisher 线性判别分析的基本思想，理解类内离散度和类间离散度，并利用 LDA 对 Iris 和 Sonar 数据集进行分类。</w:t>
+      </w:r>
+    </w:p>
+    <w:bookmarkEnd w:id="29"/>
+    <w:bookmarkStart w:id="30" w:name="数据集"/>
+    <w:p>
+      <w:pPr>
+        <w:pStyle w:val="Heading3"/>
+      </w:pPr>
+      <w:r>
+        <w:t xml:space="preserve">2. 数据集</w:t>
+      </w:r>
+    </w:p>
+    <w:p>
+      <w:pPr>
+        <w:numPr>
+          <w:ilvl w:val="0"/>
+          <w:numId w:val="1002"/>
+        </w:numPr>
+        <w:pStyle w:val="Compact"/>
+      </w:pPr>
+      <w:r>
+        <w:t xml:space="preserve">Iris：150 个样本，4 个特征，3 类；</w:t>
+      </w:r>
+    </w:p>
+    <w:p>
+      <w:pPr>
+        <w:numPr>
+          <w:ilvl w:val="0"/>
+          <w:numId w:val="1002"/>
+        </w:numPr>
+        <w:pStyle w:val="Compact"/>
+      </w:pPr>
+      <w:r>
+        <w:t xml:space="preserve">Sonar：208 个样本，60 个特征，2 类。</w:t>
+      </w:r>
+    </w:p>
+    <w:p>
+      <w:pPr>
+        <w:pStyle w:val="FirstParagraph"/>
+      </w:pPr>
+      <w:r>
+        <w:t xml:space="preserve">两个</w:t>
+      </w:r>
+      <w:r>
+        <w:t xml:space="preserve"> </w:t>
+      </w:r>
+      <w:r>
+        <w:rPr>
+          <w:rStyle w:val="VerbatimChar"/>
+        </w:rPr>
+        <w:t xml:space="preserve">.mat</w:t>
+      </w:r>
+      <w:r>
+        <w:t xml:space="preserve"> </w:t>
+      </w:r>
+      <w:r>
+        <w:t xml:space="preserve">文件的类别标签均位于第一列，程序读取时已按该结构处理。</w:t>
+      </w:r>
+    </w:p>
+    <w:bookmarkEnd w:id="30"/>
+    <w:bookmarkStart w:id="31" w:name="方法-1"/>
+    <w:p>
+      <w:pPr>
+        <w:pStyle w:val="Heading3"/>
+      </w:pPr>
+      <w:r>
+        <w:t xml:space="preserve">3. 方法</w:t>
+      </w:r>
+    </w:p>
+    <w:p>
+      <w:pPr>
+        <w:pStyle w:val="FirstParagraph"/>
+      </w:pPr>
+      <w:r>
+        <w:t xml:space="preserve">LDA 的目标是寻找投影方向，使投影后类间距离尽可能大、类内散布尽可能小。二分类 Fisher 判别方向可写为：</w:t>
+      </w:r>
+    </w:p>
+    <w:p>
+      <w:pPr>
+        <w:pStyle w:val="BodyText"/>
+      </w:pPr>
+      <m:oMathPara>
+        <m:oMathParaPr>
+          <m:jc m:val="center"/>
+        </m:oMathParaPr>
+        <m:oMath>
+          <m:r>
+            <m:t>w</m:t>
+          </m:r>
+          <m:r>
+            <m:rPr>
+              <m:sty m:val="p"/>
+            </m:rPr>
+            <m:t>=</m:t>
+          </m:r>
+          <m:sSubSup>
+            <m:e>
+              <m:r>
+                <m:t>S</m:t>
+              </m:r>
+            </m:e>
+            <m:sub>
+              <m:r>
+                <m:t>w</m:t>
+              </m:r>
+            </m:sub>
+            <m:sup>
               <m:r>
                 <m:rPr>
                   <m:sty m:val="p"/>
                 </m:rPr>
-                <m:t>,</m:t>
+                <m:t>−</m:t>
               </m:r>
+              <m:r>
+                <m:t>1</m:t>
+              </m:r>
+            </m:sup>
+          </m:sSubSup>
+          <m:r>
+            <m:rPr>
+              <m:sty m:val="p"/>
+            </m:rPr>
+            <m:t>(</m:t>
+          </m:r>
+          <m:sSub>
+            <m:e>
+              <m:r>
+                <m:t>m</m:t>
+              </m:r>
+            </m:e>
+            <m:sub>
               <m:r>
                 <m:t>1</m:t>
               </m:r>
@@ -520,57 +1117,20 @@
             <m:rPr>
               <m:sty m:val="p"/>
             </m:rPr>
-            <m:t>+</m:t>
+            <m:t>−</m:t>
           </m:r>
-          <m:r>
-            <m:t>β</m:t>
-          </m:r>
-          <m:r>
-            <m:rPr>
-              <m:nor/>
-              <m:sty m:val="p"/>
-            </m:rPr>
-            <m:t>tr</m:t>
-          </m:r>
-          <m:r>
-            <m:rPr>
-              <m:sty m:val="p"/>
-            </m:rPr>
-            <m:t>(</m:t>
-          </m:r>
-          <m:sSup>
+          <m:sSub>
             <m:e>
               <m:r>
-                <m:t>W</m:t>
+                <m:t>m</m:t>
               </m:r>
             </m:e>
-            <m:sup>
+            <m:sub>
               <m:r>
-                <m:t>T</m:t>
+                <m:t>2</m:t>
               </m:r>
-            </m:sup>
-          </m:sSup>
-          <m:sSup>
-            <m:e>
-              <m:r>
-                <m:t>X</m:t>
-              </m:r>
-            </m:e>
-            <m:sup>
-              <m:r>
-                <m:t>T</m:t>
-              </m:r>
-            </m:sup>
-          </m:sSup>
-          <m:r>
-            <m:t>L</m:t>
-          </m:r>
-          <m:r>
-            <m:t>X</m:t>
-          </m:r>
-          <m:r>
-            <m:t>W</m:t>
-          </m:r>
+            </m:sub>
+          </m:sSub>
           <m:r>
             <m:rPr>
               <m:sty m:val="p"/>
@@ -585,384 +1145,17 @@
         <w:pStyle w:val="FirstParagraph"/>
       </w:pPr>
       <w:r>
-        <w:t xml:space="preserve">其中 (Y) 由样本图的谱嵌入得到，避免无约束伪标签更新带来的退化解；(L_{2,1}) 正则项促使 (W) 按行稀疏。优化时使用迭代重加权策略：</w:t>
-      </w:r>
-    </w:p>
-    <w:p>
-      <w:pPr>
-        <w:pStyle w:val="BodyText"/>
-      </w:pPr>
-      <m:oMathPara>
-        <m:oMathParaPr>
-          <m:jc m:val="center"/>
-        </m:oMathParaPr>
-        <m:oMath>
-          <m:sSub>
-            <m:e>
-              <m:r>
-                <m:t>Λ</m:t>
-              </m:r>
-            </m:e>
-            <m:sub>
-              <m:r>
-                <m:t>i</m:t>
-              </m:r>
-              <m:r>
-                <m:t>i</m:t>
-              </m:r>
-            </m:sub>
-          </m:sSub>
-          <m:r>
-            <m:rPr>
-              <m:sty m:val="p"/>
-            </m:rPr>
-            <m:t>=</m:t>
-          </m:r>
-          <m:f>
-            <m:fPr>
-              <m:type m:val="bar"/>
-            </m:fPr>
-            <m:num>
-              <m:r>
-                <m:t>1</m:t>
-              </m:r>
-            </m:num>
-            <m:den>
-              <m:r>
-                <m:t>2</m:t>
-              </m:r>
-              <m:r>
-                <m:rPr>
-                  <m:sty m:val="p"/>
-                </m:rPr>
-                <m:t>∥</m:t>
-              </m:r>
-              <m:sSub>
-                <m:e>
-                  <m:r>
-                    <m:t>w</m:t>
-                  </m:r>
-                </m:e>
-                <m:sub>
-                  <m:r>
-                    <m:t>i</m:t>
-                  </m:r>
-                </m:sub>
-              </m:sSub>
-              <m:sSub>
-                <m:e>
-                  <m:r>
-                    <m:rPr>
-                      <m:sty m:val="p"/>
-                    </m:rPr>
-                    <m:t>∥</m:t>
-                  </m:r>
-                </m:e>
-                <m:sub>
-                  <m:r>
-                    <m:t>2</m:t>
-                  </m:r>
-                </m:sub>
-              </m:sSub>
-              <m:r>
-                <m:rPr>
-                  <m:sty m:val="p"/>
-                </m:rPr>
-                <m:t>+</m:t>
-              </m:r>
-              <m:r>
-                <m:t>ϵ</m:t>
-              </m:r>
-            </m:den>
-          </m:f>
-        </m:oMath>
-      </m:oMathPara>
-    </w:p>
-    <w:p>
-      <w:pPr>
-        <w:pStyle w:val="FirstParagraph"/>
-      </w:pPr>
-      <w:r>
-        <w:t xml:space="preserve">固定 (</w:t>
-      </w:r>
-      <w:r>
-        <w:t xml:space="preserve">) 后，求解线性方程：</w:t>
-      </w:r>
-    </w:p>
-    <w:p>
-      <w:pPr>
-        <w:pStyle w:val="BodyText"/>
-      </w:pPr>
-      <m:oMathPara>
-        <m:oMathParaPr>
-          <m:jc m:val="center"/>
-        </m:oMathParaPr>
-        <m:oMath>
-          <m:r>
-            <m:rPr>
-              <m:sty m:val="p"/>
-            </m:rPr>
-            <m:t>(</m:t>
-          </m:r>
-          <m:sSup>
-            <m:e>
-              <m:r>
-                <m:t>X</m:t>
-              </m:r>
-            </m:e>
-            <m:sup>
-              <m:r>
-                <m:t>T</m:t>
-              </m:r>
-            </m:sup>
-          </m:sSup>
-          <m:r>
-            <m:t>X</m:t>
-          </m:r>
-          <m:r>
-            <m:rPr>
-              <m:sty m:val="p"/>
-            </m:rPr>
-            <m:t>+</m:t>
-          </m:r>
-          <m:r>
-            <m:t>β</m:t>
-          </m:r>
-          <m:sSup>
-            <m:e>
-              <m:r>
-                <m:t>X</m:t>
-              </m:r>
-            </m:e>
-            <m:sup>
-              <m:r>
-                <m:t>T</m:t>
-              </m:r>
-            </m:sup>
-          </m:sSup>
-          <m:r>
-            <m:t>L</m:t>
-          </m:r>
-          <m:r>
-            <m:t>X</m:t>
-          </m:r>
-          <m:r>
-            <m:rPr>
-              <m:sty m:val="p"/>
-            </m:rPr>
-            <m:t>+</m:t>
-          </m:r>
-          <m:r>
-            <m:t>α</m:t>
-          </m:r>
-          <m:r>
-            <m:t>Λ</m:t>
-          </m:r>
-          <m:r>
-            <m:rPr>
-              <m:sty m:val="p"/>
-            </m:rPr>
-            <m:t>+</m:t>
-          </m:r>
-          <m:r>
-            <m:t>γ</m:t>
-          </m:r>
-          <m:r>
-            <m:t>I</m:t>
-          </m:r>
-          <m:r>
-            <m:rPr>
-              <m:sty m:val="p"/>
-            </m:rPr>
-            <m:t>)</m:t>
-          </m:r>
-          <m:r>
-            <m:t>W</m:t>
-          </m:r>
-          <m:r>
-            <m:rPr>
-              <m:sty m:val="p"/>
-            </m:rPr>
-            <m:t>=</m:t>
-          </m:r>
-          <m:sSup>
-            <m:e>
-              <m:r>
-                <m:t>X</m:t>
-              </m:r>
-            </m:e>
-            <m:sup>
-              <m:r>
-                <m:t>T</m:t>
-              </m:r>
-            </m:sup>
-          </m:sSup>
-          <m:r>
-            <m:t>Y</m:t>
-          </m:r>
-        </m:oMath>
-      </m:oMathPara>
-    </w:p>
-    <w:p>
-      <w:pPr>
-        <w:pStyle w:val="FirstParagraph"/>
-      </w:pPr>
-      <w:r>
-        <w:t xml:space="preserve">最后按每个特征对应的 (|w_i|_2) 从大到小排序，取前 (k) 个特征。</w:t>
-      </w:r>
-    </w:p>
-    <w:bookmarkEnd w:id="22"/>
-    <w:bookmarkStart w:id="23" w:name="实验设置"/>
-    <w:p>
-      <w:pPr>
-        <w:pStyle w:val="Heading2"/>
-      </w:pPr>
-      <w:r>
-        <w:t xml:space="preserve">4. 实验设置</w:t>
-      </w:r>
-    </w:p>
-    <w:p>
-      <w:pPr>
-        <w:numPr>
-          <w:ilvl w:val="0"/>
-          <w:numId w:val="1001"/>
-        </w:numPr>
-        <w:pStyle w:val="Compact"/>
-      </w:pPr>
-      <w:r>
-        <w:t xml:space="preserve">特征数：(k=20,50,100)；</w:t>
-      </w:r>
-    </w:p>
-    <w:p>
-      <w:pPr>
-        <w:numPr>
-          <w:ilvl w:val="0"/>
-          <w:numId w:val="1001"/>
-        </w:numPr>
-        <w:pStyle w:val="Compact"/>
-      </w:pPr>
-      <w:r>
-        <w:t xml:space="preserve">图构造：5 近邻，热核相似度；</w:t>
-      </w:r>
-    </w:p>
-    <w:p>
-      <w:pPr>
-        <w:numPr>
-          <w:ilvl w:val="0"/>
-          <w:numId w:val="1001"/>
-        </w:numPr>
-        <w:pStyle w:val="Compact"/>
-      </w:pPr>
-      <w:r>
-        <w:t xml:space="preserve">超参数：(</w:t>
-      </w:r>
-      <w:r>
-        <w:t xml:space="preserve">, </w:t>
-      </w:r>
-      <w:r>
-        <w:t xml:space="preserve">)；</w:t>
-      </w:r>
-    </w:p>
-    <w:p>
-      <w:pPr>
-        <w:numPr>
-          <w:ilvl w:val="0"/>
-          <w:numId w:val="1001"/>
-        </w:numPr>
-        <w:pStyle w:val="Compact"/>
-      </w:pPr>
-      <w:r>
-        <w:t xml:space="preserve">最大迭代次数：12；</w:t>
-      </w:r>
-    </w:p>
-    <w:p>
-      <w:pPr>
-        <w:numPr>
-          <w:ilvl w:val="0"/>
-          <w:numId w:val="1001"/>
-        </w:numPr>
-        <w:pStyle w:val="Compact"/>
-      </w:pPr>
-      <w:r>
-        <w:t xml:space="preserve">聚类方法：KMeans；</w:t>
-      </w:r>
-    </w:p>
-    <w:p>
-      <w:pPr>
-        <w:numPr>
-          <w:ilvl w:val="0"/>
-          <w:numId w:val="1001"/>
-        </w:numPr>
-        <w:pStyle w:val="Compact"/>
-      </w:pPr>
-      <w:r>
-        <w:t xml:space="preserve">评价指标：ACC、NMI、ARI、Macro-F1；</w:t>
-      </w:r>
-    </w:p>
-    <w:p>
-      <w:pPr>
-        <w:numPr>
-          <w:ilvl w:val="0"/>
-          <w:numId w:val="1001"/>
-        </w:numPr>
-        <w:pStyle w:val="Compact"/>
-      </w:pPr>
-      <w:r>
-        <w:t xml:space="preserve">对比方法：All Features、Laplacian Score、Variance。</w:t>
-      </w:r>
-    </w:p>
-    <w:bookmarkEnd w:id="23"/>
-    <w:bookmarkStart w:id="24" w:name="实验结果"/>
-    <w:p>
-      <w:pPr>
-        <w:pStyle w:val="Heading2"/>
-      </w:pPr>
-      <w:r>
-        <w:t xml:space="preserve">5. 实验结果</w:t>
-      </w:r>
-    </w:p>
-    <w:p>
-      <w:pPr>
-        <w:pStyle w:val="FirstParagraph"/>
-      </w:pPr>
-      <w:r>
-        <w:t xml:space="preserve">完整结果见</w:t>
-      </w:r>
-      <w:r>
-        <w:t xml:space="preserve"> </w:t>
-      </w:r>
-      <w:r>
-        <w:rPr>
-          <w:rStyle w:val="VerbatimChar"/>
-        </w:rPr>
-        <w:t xml:space="preserve">源码/outputs/results.csv</w:t>
-      </w:r>
-      <w:r>
-        <w:t xml:space="preserve">，数据集摘要见</w:t>
-      </w:r>
-      <w:r>
-        <w:t xml:space="preserve"> </w:t>
-      </w:r>
-      <w:r>
-        <w:rPr>
-          <w:rStyle w:val="VerbatimChar"/>
-        </w:rPr>
-        <w:t xml:space="preserve">源码/outputs/dataset_summary.csv</w:t>
-      </w:r>
-      <w:r>
-        <w:t xml:space="preserve">，准确率图见</w:t>
-      </w:r>
-      <w:r>
-        <w:t xml:space="preserve"> </w:t>
-      </w:r>
-      <w:r>
-        <w:rPr>
-          <w:rStyle w:val="VerbatimChar"/>
-        </w:rPr>
-        <w:t xml:space="preserve">源码/outputs/acc_by_dataset.png</w:t>
-      </w:r>
-      <w:r>
-        <w:t xml:space="preserve">。下表给出 ACC 的主要结果：</w:t>
+        <w:t xml:space="preserve">其中 (S_w) 为类内散布矩阵，(m_1,m_2) 为两类均值。实验中对 Iris 使用 sklearn 的多类 LDA，对 Sonar 同时实现了自定义二分类 Fisher LDA，并使用留出法、10 折交叉验证和留一法评价。</w:t>
+      </w:r>
+    </w:p>
+    <w:bookmarkEnd w:id="31"/>
+    <w:bookmarkStart w:id="34" w:name="实验结果-1"/>
+    <w:p>
+      <w:pPr>
+        <w:pStyle w:val="Heading3"/>
+      </w:pPr>
+      <w:r>
+        <w:t xml:space="preserve">4. 实验结果</w:t>
       </w:r>
     </w:p>
     <w:tbl>
@@ -988,43 +1181,21 @@
           <w:p>
             <w:pPr>
               <w:pStyle w:val="Compact"/>
-              <w:jc w:val="right"/>
-            </w:pPr>
-            <w:r>
-              <w:t xml:space="preserve">All Features</w:t>
-            </w:r>
-          </w:p>
-        </w:tc>
-        <w:tc>
-          <w:p>
-            <w:pPr>
-              <w:pStyle w:val="Compact"/>
-              <w:jc w:val="right"/>
-            </w:pPr>
-            <w:r>
-              <w:t xml:space="preserve">本方法最佳 ACC</w:t>
-            </w:r>
-          </w:p>
-        </w:tc>
-        <w:tc>
-          <w:p>
-            <w:pPr>
-              <w:pStyle w:val="Compact"/>
-              <w:jc w:val="right"/>
-            </w:pPr>
-            <w:r>
-              <w:t xml:space="preserve">对应特征数</w:t>
-            </w:r>
-          </w:p>
-        </w:tc>
-        <w:tc>
-          <w:p>
-            <w:pPr>
-              <w:pStyle w:val="Compact"/>
-              <w:jc w:val="right"/>
-            </w:pPr>
-            <w:r>
-              <w:t xml:space="preserve">最佳基线 ACC</w:t>
+              <w:jc w:val="left"/>
+            </w:pPr>
+            <w:r>
+              <w:t xml:space="preserve">方法</w:t>
+            </w:r>
+          </w:p>
+        </w:tc>
+        <w:tc>
+          <w:p>
+            <w:pPr>
+              <w:pStyle w:val="Compact"/>
+              <w:jc w:val="right"/>
+            </w:pPr>
+            <w:r>
+              <w:t xml:space="preserve">ACC</w:t>
             </w:r>
           </w:p>
         </w:tc>
@@ -1037,51 +1208,29 @@
               <w:jc w:val="left"/>
             </w:pPr>
             <w:r>
-              <w:t xml:space="preserve">JAFFE</w:t>
-            </w:r>
-          </w:p>
-        </w:tc>
-        <w:tc>
-          <w:p>
-            <w:pPr>
-              <w:pStyle w:val="Compact"/>
-              <w:jc w:val="right"/>
-            </w:pPr>
-            <w:r>
-              <w:t xml:space="preserve">0.9108</w:t>
-            </w:r>
-          </w:p>
-        </w:tc>
-        <w:tc>
-          <w:p>
-            <w:pPr>
-              <w:pStyle w:val="Compact"/>
-              <w:jc w:val="right"/>
-            </w:pPr>
-            <w:r>
-              <w:t xml:space="preserve">0.9155</w:t>
-            </w:r>
-          </w:p>
-        </w:tc>
-        <w:tc>
-          <w:p>
-            <w:pPr>
-              <w:pStyle w:val="Compact"/>
-              <w:jc w:val="right"/>
-            </w:pPr>
-            <w:r>
-              <w:t xml:space="preserve">100</w:t>
-            </w:r>
-          </w:p>
-        </w:tc>
-        <w:tc>
-          <w:p>
-            <w:pPr>
-              <w:pStyle w:val="Compact"/>
-              <w:jc w:val="right"/>
-            </w:pPr>
-            <w:r>
-              <w:t xml:space="preserve">0.8451</w:t>
+              <w:t xml:space="preserve">Iris</w:t>
+            </w:r>
+          </w:p>
+        </w:tc>
+        <w:tc>
+          <w:p>
+            <w:pPr>
+              <w:pStyle w:val="Compact"/>
+              <w:jc w:val="left"/>
+            </w:pPr>
+            <w:r>
+              <w:t xml:space="preserve">sklearn_LDA_holdout_7_3</w:t>
+            </w:r>
+          </w:p>
+        </w:tc>
+        <w:tc>
+          <w:p>
+            <w:pPr>
+              <w:pStyle w:val="Compact"/>
+              <w:jc w:val="right"/>
+            </w:pPr>
+            <w:r>
+              <w:t xml:space="preserve">0.9778</w:t>
             </w:r>
           </w:p>
         </w:tc>
@@ -1094,51 +1243,29 @@
               <w:jc w:val="left"/>
             </w:pPr>
             <w:r>
-              <w:t xml:space="preserve">MNIST</w:t>
-            </w:r>
-          </w:p>
-        </w:tc>
-        <w:tc>
-          <w:p>
-            <w:pPr>
-              <w:pStyle w:val="Compact"/>
-              <w:jc w:val="right"/>
-            </w:pPr>
-            <w:r>
-              <w:t xml:space="preserve">0.4937</w:t>
-            </w:r>
-          </w:p>
-        </w:tc>
-        <w:tc>
-          <w:p>
-            <w:pPr>
-              <w:pStyle w:val="Compact"/>
-              <w:jc w:val="right"/>
-            </w:pPr>
-            <w:r>
-              <w:t xml:space="preserve">0.2317</w:t>
-            </w:r>
-          </w:p>
-        </w:tc>
-        <w:tc>
-          <w:p>
-            <w:pPr>
-              <w:pStyle w:val="Compact"/>
-              <w:jc w:val="right"/>
-            </w:pPr>
-            <w:r>
-              <w:t xml:space="preserve">100</w:t>
-            </w:r>
-          </w:p>
-        </w:tc>
-        <w:tc>
-          <w:p>
-            <w:pPr>
-              <w:pStyle w:val="Compact"/>
-              <w:jc w:val="right"/>
-            </w:pPr>
-            <w:r>
-              <w:t xml:space="preserve">0.4150</w:t>
+              <w:t xml:space="preserve">Iris</w:t>
+            </w:r>
+          </w:p>
+        </w:tc>
+        <w:tc>
+          <w:p>
+            <w:pPr>
+              <w:pStyle w:val="Compact"/>
+              <w:jc w:val="left"/>
+            </w:pPr>
+            <w:r>
+              <w:t xml:space="preserve">sklearn_LDA_10_fold</w:t>
+            </w:r>
+          </w:p>
+        </w:tc>
+        <w:tc>
+          <w:p>
+            <w:pPr>
+              <w:pStyle w:val="Compact"/>
+              <w:jc w:val="right"/>
+            </w:pPr>
+            <w:r>
+              <w:t xml:space="preserve">0.9800</w:t>
             </w:r>
           </w:p>
         </w:tc>
@@ -1151,51 +1278,29 @@
               <w:jc w:val="left"/>
             </w:pPr>
             <w:r>
-              <w:t xml:space="preserve">TOX_171</w:t>
-            </w:r>
-          </w:p>
-        </w:tc>
-        <w:tc>
-          <w:p>
-            <w:pPr>
-              <w:pStyle w:val="Compact"/>
-              <w:jc w:val="right"/>
-            </w:pPr>
-            <w:r>
-              <w:t xml:space="preserve">0.4444</w:t>
-            </w:r>
-          </w:p>
-        </w:tc>
-        <w:tc>
-          <w:p>
-            <w:pPr>
-              <w:pStyle w:val="Compact"/>
-              <w:jc w:val="right"/>
-            </w:pPr>
-            <w:r>
-              <w:t xml:space="preserve">0.4561</w:t>
-            </w:r>
-          </w:p>
-        </w:tc>
-        <w:tc>
-          <w:p>
-            <w:pPr>
-              <w:pStyle w:val="Compact"/>
-              <w:jc w:val="right"/>
-            </w:pPr>
-            <w:r>
-              <w:t xml:space="preserve">100</w:t>
-            </w:r>
-          </w:p>
-        </w:tc>
-        <w:tc>
-          <w:p>
-            <w:pPr>
-              <w:pStyle w:val="Compact"/>
-              <w:jc w:val="right"/>
-            </w:pPr>
-            <w:r>
-              <w:t xml:space="preserve">0.5322</w:t>
+              <w:t xml:space="preserve">Iris</w:t>
+            </w:r>
+          </w:p>
+        </w:tc>
+        <w:tc>
+          <w:p>
+            <w:pPr>
+              <w:pStyle w:val="Compact"/>
+              <w:jc w:val="left"/>
+            </w:pPr>
+            <w:r>
+              <w:t xml:space="preserve">sklearn_LDA_leave_one_out</w:t>
+            </w:r>
+          </w:p>
+        </w:tc>
+        <w:tc>
+          <w:p>
+            <w:pPr>
+              <w:pStyle w:val="Compact"/>
+              <w:jc w:val="right"/>
+            </w:pPr>
+            <w:r>
+              <w:t xml:space="preserve">0.9800</w:t>
             </w:r>
           </w:p>
         </w:tc>
@@ -1208,51 +1313,29 @@
               <w:jc w:val="left"/>
             </w:pPr>
             <w:r>
-              <w:t xml:space="preserve">Yale</w:t>
-            </w:r>
-          </w:p>
-        </w:tc>
-        <w:tc>
-          <w:p>
-            <w:pPr>
-              <w:pStyle w:val="Compact"/>
-              <w:jc w:val="right"/>
-            </w:pPr>
-            <w:r>
-              <w:t xml:space="preserve">0.5030</w:t>
-            </w:r>
-          </w:p>
-        </w:tc>
-        <w:tc>
-          <w:p>
-            <w:pPr>
-              <w:pStyle w:val="Compact"/>
-              <w:jc w:val="right"/>
-            </w:pPr>
-            <w:r>
-              <w:t xml:space="preserve">0.4606</w:t>
-            </w:r>
-          </w:p>
-        </w:tc>
-        <w:tc>
-          <w:p>
-            <w:pPr>
-              <w:pStyle w:val="Compact"/>
-              <w:jc w:val="right"/>
-            </w:pPr>
-            <w:r>
-              <w:t xml:space="preserve">100</w:t>
-            </w:r>
-          </w:p>
-        </w:tc>
-        <w:tc>
-          <w:p>
-            <w:pPr>
-              <w:pStyle w:val="Compact"/>
-              <w:jc w:val="right"/>
-            </w:pPr>
-            <w:r>
-              <w:t xml:space="preserve">0.4545</w:t>
+              <w:t xml:space="preserve">Sonar</w:t>
+            </w:r>
+          </w:p>
+        </w:tc>
+        <w:tc>
+          <w:p>
+            <w:pPr>
+              <w:pStyle w:val="Compact"/>
+              <w:jc w:val="left"/>
+            </w:pPr>
+            <w:r>
+              <w:t xml:space="preserve">sklearn_LDA_holdout_7_3</w:t>
+            </w:r>
+          </w:p>
+        </w:tc>
+        <w:tc>
+          <w:p>
+            <w:pPr>
+              <w:pStyle w:val="Compact"/>
+              <w:jc w:val="right"/>
+            </w:pPr>
+            <w:r>
+              <w:t xml:space="preserve">0.8095</w:t>
             </w:r>
           </w:p>
         </w:tc>
@@ -1265,51 +1348,99 @@
               <w:jc w:val="left"/>
             </w:pPr>
             <w:r>
-              <w:t xml:space="preserve">lung</w:t>
-            </w:r>
-          </w:p>
-        </w:tc>
-        <w:tc>
-          <w:p>
-            <w:pPr>
-              <w:pStyle w:val="Compact"/>
-              <w:jc w:val="right"/>
-            </w:pPr>
-            <w:r>
-              <w:t xml:space="preserve">0.7882</w:t>
-            </w:r>
-          </w:p>
-        </w:tc>
-        <w:tc>
-          <w:p>
-            <w:pPr>
-              <w:pStyle w:val="Compact"/>
-              <w:jc w:val="right"/>
-            </w:pPr>
-            <w:r>
-              <w:t xml:space="preserve">0.8768</w:t>
-            </w:r>
-          </w:p>
-        </w:tc>
-        <w:tc>
-          <w:p>
-            <w:pPr>
-              <w:pStyle w:val="Compact"/>
-              <w:jc w:val="right"/>
-            </w:pPr>
-            <w:r>
-              <w:t xml:space="preserve">100</w:t>
-            </w:r>
-          </w:p>
-        </w:tc>
-        <w:tc>
-          <w:p>
-            <w:pPr>
-              <w:pStyle w:val="Compact"/>
-              <w:jc w:val="right"/>
-            </w:pPr>
-            <w:r>
-              <w:t xml:space="preserve">0.6552</w:t>
+              <w:t xml:space="preserve">Sonar</w:t>
+            </w:r>
+          </w:p>
+        </w:tc>
+        <w:tc>
+          <w:p>
+            <w:pPr>
+              <w:pStyle w:val="Compact"/>
+              <w:jc w:val="left"/>
+            </w:pPr>
+            <w:r>
+              <w:t xml:space="preserve">sklearn_LDA_10_fold</w:t>
+            </w:r>
+          </w:p>
+        </w:tc>
+        <w:tc>
+          <w:p>
+            <w:pPr>
+              <w:pStyle w:val="Compact"/>
+              <w:jc w:val="right"/>
+            </w:pPr>
+            <w:r>
+              <w:t xml:space="preserve">0.7600</w:t>
+            </w:r>
+          </w:p>
+        </w:tc>
+      </w:tr>
+      <w:tr>
+        <w:tc>
+          <w:p>
+            <w:pPr>
+              <w:pStyle w:val="Compact"/>
+              <w:jc w:val="left"/>
+            </w:pPr>
+            <w:r>
+              <w:t xml:space="preserve">Sonar</w:t>
+            </w:r>
+          </w:p>
+        </w:tc>
+        <w:tc>
+          <w:p>
+            <w:pPr>
+              <w:pStyle w:val="Compact"/>
+              <w:jc w:val="left"/>
+            </w:pPr>
+            <w:r>
+              <w:t xml:space="preserve">sklearn_LDA_leave_one_out</w:t>
+            </w:r>
+          </w:p>
+        </w:tc>
+        <w:tc>
+          <w:p>
+            <w:pPr>
+              <w:pStyle w:val="Compact"/>
+              <w:jc w:val="right"/>
+            </w:pPr>
+            <w:r>
+              <w:t xml:space="preserve">0.7548</w:t>
+            </w:r>
+          </w:p>
+        </w:tc>
+      </w:tr>
+      <w:tr>
+        <w:tc>
+          <w:p>
+            <w:pPr>
+              <w:pStyle w:val="Compact"/>
+              <w:jc w:val="left"/>
+            </w:pPr>
+            <w:r>
+              <w:t xml:space="preserve">Sonar</w:t>
+            </w:r>
+          </w:p>
+        </w:tc>
+        <w:tc>
+          <w:p>
+            <w:pPr>
+              <w:pStyle w:val="Compact"/>
+              <w:jc w:val="left"/>
+            </w:pPr>
+            <w:r>
+              <w:t xml:space="preserve">custom_Fisher_LDA_10_fold</w:t>
+            </w:r>
+          </w:p>
+        </w:tc>
+        <w:tc>
+          <w:p>
+            <w:pPr>
+              <w:pStyle w:val="Compact"/>
+              <w:jc w:val="right"/>
+            </w:pPr>
+            <w:r>
+              <w:t xml:space="preserve">0.7550</w:t>
             </w:r>
           </w:p>
         </w:tc>
@@ -1320,17 +1451,338 @@
         <w:pStyle w:val="BodyText"/>
       </w:pPr>
       <w:r>
-        <w:t xml:space="preserve">从结果看，本方法在 JAFFE 和 lung 上表现较好，尤其 lung 数据集中仅使用 100 个特征即超过全特征聚类结果，说明行稀疏回归能够筛掉一部分噪声基因特征。在 MNIST 上，本方法选择的少量像素不足以完整表达数字结构，Variance 的 100 个特征表现更好；这说明图构造和伪标签质量对图正则回归型特征选择影响明显。TOX_171 上 Laplacian Score 更优，反映小样本高维数据对参数较敏感。</w:t>
-      </w:r>
-    </w:p>
-    <w:bookmarkEnd w:id="24"/>
-    <w:bookmarkStart w:id="25" w:name="结论"/>
+        <w:t xml:space="preserve">Sonar 特征数影响：</w:t>
+      </w:r>
+    </w:p>
+    <w:tbl>
+      <w:tblPr>
+        <w:tblStyle w:val="Table"/>
+        <w:tblW w:type="pct" w:w="0.0"/>
+        <w:tblLook w:firstRow="1" w:lastRow="0" w:firstColumn="0" w:lastColumn="0" w:noHBand="0" w:noVBand="0" w:val="0020"/>
+      </w:tblPr>
+      <w:tblGrid/>
+      <w:tr>
+        <w:tc>
+          <w:p>
+            <w:pPr>
+              <w:pStyle w:val="Compact"/>
+              <w:jc w:val="right"/>
+            </w:pPr>
+            <w:r>
+              <w:t xml:space="preserve">特征数</w:t>
+            </w:r>
+          </w:p>
+        </w:tc>
+        <w:tc>
+          <w:p>
+            <w:pPr>
+              <w:pStyle w:val="Compact"/>
+              <w:jc w:val="right"/>
+            </w:pPr>
+            <w:r>
+              <w:t xml:space="preserve">10 折 ACC</w:t>
+            </w:r>
+          </w:p>
+        </w:tc>
+      </w:tr>
+      <w:tr>
+        <w:tc>
+          <w:p>
+            <w:pPr>
+              <w:pStyle w:val="Compact"/>
+              <w:jc w:val="right"/>
+            </w:pPr>
+            <w:r>
+              <w:t xml:space="preserve">5</w:t>
+            </w:r>
+          </w:p>
+        </w:tc>
+        <w:tc>
+          <w:p>
+            <w:pPr>
+              <w:pStyle w:val="Compact"/>
+              <w:jc w:val="right"/>
+            </w:pPr>
+            <w:r>
+              <w:t xml:space="preserve">0.5764</w:t>
+            </w:r>
+          </w:p>
+        </w:tc>
+      </w:tr>
+      <w:tr>
+        <w:tc>
+          <w:p>
+            <w:pPr>
+              <w:pStyle w:val="Compact"/>
+              <w:jc w:val="right"/>
+            </w:pPr>
+            <w:r>
+              <w:t xml:space="preserve">10</w:t>
+            </w:r>
+          </w:p>
+        </w:tc>
+        <w:tc>
+          <w:p>
+            <w:pPr>
+              <w:pStyle w:val="Compact"/>
+              <w:jc w:val="right"/>
+            </w:pPr>
+            <w:r>
+              <w:t xml:space="preserve">0.6488</w:t>
+            </w:r>
+          </w:p>
+        </w:tc>
+      </w:tr>
+      <w:tr>
+        <w:tc>
+          <w:p>
+            <w:pPr>
+              <w:pStyle w:val="Compact"/>
+              <w:jc w:val="right"/>
+            </w:pPr>
+            <w:r>
+              <w:t xml:space="preserve">20</w:t>
+            </w:r>
+          </w:p>
+        </w:tc>
+        <w:tc>
+          <w:p>
+            <w:pPr>
+              <w:pStyle w:val="Compact"/>
+              <w:jc w:val="right"/>
+            </w:pPr>
+            <w:r>
+              <w:t xml:space="preserve">0.7019</w:t>
+            </w:r>
+          </w:p>
+        </w:tc>
+      </w:tr>
+      <w:tr>
+        <w:tc>
+          <w:p>
+            <w:pPr>
+              <w:pStyle w:val="Compact"/>
+              <w:jc w:val="right"/>
+            </w:pPr>
+            <w:r>
+              <w:t xml:space="preserve">40</w:t>
+            </w:r>
+          </w:p>
+        </w:tc>
+        <w:tc>
+          <w:p>
+            <w:pPr>
+              <w:pStyle w:val="Compact"/>
+              <w:jc w:val="right"/>
+            </w:pPr>
+            <w:r>
+              <w:t xml:space="preserve">0.7071</w:t>
+            </w:r>
+          </w:p>
+        </w:tc>
+      </w:tr>
+      <w:tr>
+        <w:tc>
+          <w:p>
+            <w:pPr>
+              <w:pStyle w:val="Compact"/>
+              <w:jc w:val="right"/>
+            </w:pPr>
+            <w:r>
+              <w:t xml:space="preserve">60</w:t>
+            </w:r>
+          </w:p>
+        </w:tc>
+        <w:tc>
+          <w:p>
+            <w:pPr>
+              <w:pStyle w:val="Compact"/>
+              <w:jc w:val="right"/>
+            </w:pPr>
+            <w:r>
+              <w:t xml:space="preserve">0.7600</w:t>
+            </w:r>
+          </w:p>
+        </w:tc>
+      </w:tr>
+    </w:tbl>
+    <w:p>
+      <w:pPr>
+        <w:pStyle w:val="BodyText"/>
+      </w:pPr>
+      <w:r>
+        <w:t xml:space="preserve">结果文件：</w:t>
+      </w:r>
+      <w:r>
+        <w:rPr>
+          <w:rStyle w:val="VerbatimChar"/>
+        </w:rPr>
+        <w:t xml:space="preserve">源码/outputs/lda_metrics.csv</w:t>
+      </w:r>
+      <w:r>
+        <w:t xml:space="preserve">、</w:t>
+      </w:r>
+      <w:r>
+        <w:rPr>
+          <w:rStyle w:val="VerbatimChar"/>
+        </w:rPr>
+        <w:t xml:space="preserve">源码/outputs/lda_sonar_feature_curve.csv</w:t>
+      </w:r>
+    </w:p>
+    <w:p>
+      <w:pPr>
+        <w:pStyle w:val="BodyText"/>
+      </w:pPr>
+      <w:r>
+        <w:t xml:space="preserve">图像文件：</w:t>
+      </w:r>
+    </w:p>
+    <w:p>
+      <w:pPr>
+        <w:pStyle w:val="CaptionedFigure"/>
+      </w:pPr>
+      <w:r>
+        <w:drawing>
+          <wp:inline>
+            <wp:extent cx="5334000" cy="4445000"/>
+            <wp:effectExtent b="0" l="0" r="0" t="0"/>
+            <wp:docPr descr="Iris LDA 投影" title="" id="1" name="Picture"/>
+            <a:graphic>
+              <a:graphicData uri="http://schemas.openxmlformats.org/drawingml/2006/picture">
+                <pic:pic>
+                  <pic:nvPicPr>
+                    <pic:cNvPr descr="源码/outputs/figures/lda_iris_projection.png" id="0" name="Picture"/>
+                    <pic:cNvPicPr>
+                      <a:picLocks noChangeArrowheads="1" noChangeAspect="1"/>
+                    </pic:cNvPicPr>
+                  </pic:nvPicPr>
+                  <pic:blipFill>
+                    <a:blip r:embed="rId32"/>
+                    <a:stretch>
+                      <a:fillRect/>
+                    </a:stretch>
+                  </pic:blipFill>
+                  <pic:spPr bwMode="auto">
+                    <a:xfrm>
+                      <a:off x="0" y="0"/>
+                      <a:ext cx="5334000" cy="4445000"/>
+                    </a:xfrm>
+                    <a:prstGeom prst="rect">
+                      <a:avLst/>
+                    </a:prstGeom>
+                    <a:noFill/>
+                    <a:ln w="9525">
+                      <a:noFill/>
+                      <a:headEnd/>
+                      <a:tailEnd/>
+                    </a:ln>
+                  </pic:spPr>
+                </pic:pic>
+              </a:graphicData>
+            </a:graphic>
+          </wp:inline>
+        </w:drawing>
+      </w:r>
+    </w:p>
+    <w:p>
+      <w:pPr>
+        <w:pStyle w:val="ImageCaption"/>
+      </w:pPr>
+      <w:r>
+        <w:t xml:space="preserve">Iris LDA 投影</w:t>
+      </w:r>
+    </w:p>
+    <w:p>
+      <w:pPr>
+        <w:pStyle w:val="CaptionedFigure"/>
+      </w:pPr>
+      <w:r>
+        <w:drawing>
+          <wp:inline>
+            <wp:extent cx="5334000" cy="3556000"/>
+            <wp:effectExtent b="0" l="0" r="0" t="0"/>
+            <wp:docPr descr="Sonar 特征数量曲线" title="" id="1" name="Picture"/>
+            <a:graphic>
+              <a:graphicData uri="http://schemas.openxmlformats.org/drawingml/2006/picture">
+                <pic:pic>
+                  <pic:nvPicPr>
+                    <pic:cNvPr descr="源码/outputs/figures/lda_sonar_feature_curve.png" id="0" name="Picture"/>
+                    <pic:cNvPicPr>
+                      <a:picLocks noChangeArrowheads="1" noChangeAspect="1"/>
+                    </pic:cNvPicPr>
+                  </pic:nvPicPr>
+                  <pic:blipFill>
+                    <a:blip r:embed="rId33"/>
+                    <a:stretch>
+                      <a:fillRect/>
+                    </a:stretch>
+                  </pic:blipFill>
+                  <pic:spPr bwMode="auto">
+                    <a:xfrm>
+                      <a:off x="0" y="0"/>
+                      <a:ext cx="5334000" cy="3556000"/>
+                    </a:xfrm>
+                    <a:prstGeom prst="rect">
+                      <a:avLst/>
+                    </a:prstGeom>
+                    <a:noFill/>
+                    <a:ln w="9525">
+                      <a:noFill/>
+                      <a:headEnd/>
+                      <a:tailEnd/>
+                    </a:ln>
+                  </pic:spPr>
+                </pic:pic>
+              </a:graphicData>
+            </a:graphic>
+          </wp:inline>
+        </w:drawing>
+      </w:r>
+    </w:p>
+    <w:p>
+      <w:pPr>
+        <w:pStyle w:val="ImageCaption"/>
+      </w:pPr>
+      <w:r>
+        <w:t xml:space="preserve">Sonar 特征数量曲线</w:t>
+      </w:r>
+    </w:p>
+    <w:bookmarkEnd w:id="34"/>
+    <w:bookmarkStart w:id="35" w:name="分析-1"/>
+    <w:p>
+      <w:pPr>
+        <w:pStyle w:val="Heading3"/>
+      </w:pPr>
+      <w:r>
+        <w:t xml:space="preserve">5. 分析</w:t>
+      </w:r>
+    </w:p>
+    <w:p>
+      <w:pPr>
+        <w:pStyle w:val="FirstParagraph"/>
+      </w:pPr>
+      <w:r>
+        <w:t xml:space="preserve">Iris 数据类间分离明显，因此 LDA 分类准确率接近 0.98。Sonar 数据维度更高、样本更复杂，10 折准确率约为 0.76。随着使用特征数增加，Sonar 的分类效果总体提升，说明更多声呐频段特征能够提供有效判别信息。</w:t>
+      </w:r>
+    </w:p>
+    <w:bookmarkEnd w:id="35"/>
+    <w:bookmarkEnd w:id="36"/>
+    <w:bookmarkStart w:id="43" w:name="五实验三svm-支持向量机人脸识别"/>
     <w:p>
       <w:pPr>
         <w:pStyle w:val="Heading2"/>
       </w:pPr>
       <w:r>
-        <w:t xml:space="preserve">6. 结论</w:t>
+        <w:t xml:space="preserve">五、实验三：SVM 支持向量机人脸识别</w:t>
+      </w:r>
+    </w:p>
+    <w:bookmarkStart w:id="37" w:name="实验目的-2"/>
+    <w:p>
+      <w:pPr>
+        <w:pStyle w:val="Heading3"/>
+      </w:pPr>
+      <w:r>
+        <w:t xml:space="preserve">1. 实验目的</w:t>
       </w:r>
     </w:p>
     <w:p>
@@ -1338,17 +1790,437 @@
         <w:pStyle w:val="FirstParagraph"/>
       </w:pPr>
       <w:r>
-        <w:t xml:space="preserve">实验实现了基于回归学习、流形结构保持和 (L_{2,1}) 稀疏约束的无监督特征选择流程，并在 5 个数据集上完成了可复现实验。整体结果表明，该方法在部分高维数据上能有效压缩特征并提升聚类质量，但在图结构不稳定或空间结构较强的数据上需要进一步调参，例如改变近邻数、谱嵌入维度、正则项权重，或引入更稳健的伪标签更新机制。</w:t>
-      </w:r>
-    </w:p>
-    <w:bookmarkEnd w:id="25"/>
-    <w:bookmarkStart w:id="26" w:name="源码说明"/>
+        <w:t xml:space="preserve">掌握支持向量机在图像分类中的应用流程，能够完成数据划分、特征降维、参数搜索、模型训练和预测评价。</w:t>
+      </w:r>
+    </w:p>
+    <w:bookmarkEnd w:id="37"/>
+    <w:bookmarkStart w:id="38" w:name="数据集与方法"/>
+    <w:p>
+      <w:pPr>
+        <w:pStyle w:val="Heading3"/>
+      </w:pPr>
+      <w:r>
+        <w:t xml:space="preserve">2. 数据集与方法</w:t>
+      </w:r>
+    </w:p>
+    <w:p>
+      <w:pPr>
+        <w:pStyle w:val="FirstParagraph"/>
+      </w:pPr>
+      <w:r>
+        <w:t xml:space="preserve">原参考材料使用</w:t>
+      </w:r>
+      <w:r>
+        <w:t xml:space="preserve"> </w:t>
+      </w:r>
+      <w:r>
+        <w:rPr>
+          <w:rStyle w:val="VerbatimChar"/>
+        </w:rPr>
+        <w:t xml:space="preserve">fetch_lfw_people</w:t>
+      </w:r>
+      <w:r>
+        <w:t xml:space="preserve"> </w:t>
+      </w:r>
+      <w:r>
+        <w:t xml:space="preserve">在线获取 LFW 人脸数据集。为保证实验离线可复现，本实验使用本地给定的 Yale 人脸数据集，数据位于神经网络实验目录的</w:t>
+      </w:r>
+      <w:r>
+        <w:t xml:space="preserve"> </w:t>
+      </w:r>
+      <w:r>
+        <w:rPr>
+          <w:rStyle w:val="VerbatimChar"/>
+        </w:rPr>
+        <w:t xml:space="preserve">datasets/Yale.mat</w:t>
+      </w:r>
+      <w:r>
+        <w:t xml:space="preserve">。该数据集包含 165 个样本、1024 个特征、15 类人脸。</w:t>
+      </w:r>
+    </w:p>
+    <w:p>
+      <w:pPr>
+        <w:pStyle w:val="BodyText"/>
+      </w:pPr>
+      <w:r>
+        <w:t xml:space="preserve">方法流程：</w:t>
+      </w:r>
+    </w:p>
+    <w:p>
+      <w:pPr>
+        <w:numPr>
+          <w:ilvl w:val="0"/>
+          <w:numId w:val="1003"/>
+        </w:numPr>
+        <w:pStyle w:val="Compact"/>
+      </w:pPr>
+      <w:r>
+        <w:t xml:space="preserve">将像素值归一化；</w:t>
+      </w:r>
+    </w:p>
+    <w:p>
+      <w:pPr>
+        <w:numPr>
+          <w:ilvl w:val="0"/>
+          <w:numId w:val="1003"/>
+        </w:numPr>
+        <w:pStyle w:val="Compact"/>
+      </w:pPr>
+      <w:r>
+        <w:t xml:space="preserve">按 7:3 分层划分训练集和测试集；</w:t>
+      </w:r>
+    </w:p>
+    <w:p>
+      <w:pPr>
+        <w:numPr>
+          <w:ilvl w:val="0"/>
+          <w:numId w:val="1003"/>
+        </w:numPr>
+        <w:pStyle w:val="Compact"/>
+      </w:pPr>
+      <w:r>
+        <w:t xml:space="preserve">使用 PCA 提取 50 维特征脸；</w:t>
+      </w:r>
+    </w:p>
+    <w:p>
+      <w:pPr>
+        <w:numPr>
+          <w:ilvl w:val="0"/>
+          <w:numId w:val="1003"/>
+        </w:numPr>
+        <w:pStyle w:val="Compact"/>
+      </w:pPr>
+      <w:r>
+        <w:t xml:space="preserve">使用 RBF 核 SVM 进行分类；</w:t>
+      </w:r>
+    </w:p>
+    <w:p>
+      <w:pPr>
+        <w:numPr>
+          <w:ilvl w:val="0"/>
+          <w:numId w:val="1003"/>
+        </w:numPr>
+        <w:pStyle w:val="Compact"/>
+      </w:pPr>
+      <w:r>
+        <w:t xml:space="preserve">通过 3 折网格搜索选择 (C) 和 (</w:t>
+      </w:r>
+      <w:r>
+        <w:t xml:space="preserve">)。</w:t>
+      </w:r>
+    </w:p>
+    <w:bookmarkEnd w:id="38"/>
+    <w:bookmarkStart w:id="41" w:name="实验结果-2"/>
+    <w:p>
+      <w:pPr>
+        <w:pStyle w:val="Heading3"/>
+      </w:pPr>
+      <w:r>
+        <w:t xml:space="preserve">3. 实验结果</w:t>
+      </w:r>
+    </w:p>
+    <w:tbl>
+      <w:tblPr>
+        <w:tblStyle w:val="Table"/>
+        <w:tblW w:type="pct" w:w="0.0"/>
+        <w:tblLook w:firstRow="1" w:lastRow="0" w:firstColumn="0" w:lastColumn="0" w:noHBand="0" w:noVBand="0" w:val="0020"/>
+      </w:tblPr>
+      <w:tblGrid/>
+      <w:tr>
+        <w:tc>
+          <w:p>
+            <w:pPr>
+              <w:pStyle w:val="Compact"/>
+              <w:jc w:val="left"/>
+            </w:pPr>
+            <w:r>
+              <w:t xml:space="preserve">数据集</w:t>
+            </w:r>
+          </w:p>
+        </w:tc>
+        <w:tc>
+          <w:p>
+            <w:pPr>
+              <w:pStyle w:val="Compact"/>
+              <w:jc w:val="right"/>
+            </w:pPr>
+            <w:r>
+              <w:t xml:space="preserve">PCA 维数</w:t>
+            </w:r>
+          </w:p>
+        </w:tc>
+        <w:tc>
+          <w:p>
+            <w:pPr>
+              <w:pStyle w:val="Compact"/>
+              <w:jc w:val="left"/>
+            </w:pPr>
+            <w:r>
+              <w:t xml:space="preserve">最优参数</w:t>
+            </w:r>
+          </w:p>
+        </w:tc>
+        <w:tc>
+          <w:p>
+            <w:pPr>
+              <w:pStyle w:val="Compact"/>
+              <w:jc w:val="right"/>
+            </w:pPr>
+            <w:r>
+              <w:t xml:space="preserve">交叉验证 ACC</w:t>
+            </w:r>
+          </w:p>
+        </w:tc>
+        <w:tc>
+          <w:p>
+            <w:pPr>
+              <w:pStyle w:val="Compact"/>
+              <w:jc w:val="right"/>
+            </w:pPr>
+            <w:r>
+              <w:t xml:space="preserve">测试 ACC</w:t>
+            </w:r>
+          </w:p>
+        </w:tc>
+      </w:tr>
+      <w:tr>
+        <w:tc>
+          <w:p>
+            <w:pPr>
+              <w:pStyle w:val="Compact"/>
+              <w:jc w:val="left"/>
+            </w:pPr>
+            <w:r>
+              <w:t xml:space="preserve">Yale</w:t>
+            </w:r>
+          </w:p>
+        </w:tc>
+        <w:tc>
+          <w:p>
+            <w:pPr>
+              <w:pStyle w:val="Compact"/>
+              <w:jc w:val="right"/>
+            </w:pPr>
+            <w:r>
+              <w:t xml:space="preserve">50</w:t>
+            </w:r>
+          </w:p>
+        </w:tc>
+        <w:tc>
+          <w:p>
+            <w:pPr>
+              <w:pStyle w:val="Compact"/>
+              <w:jc w:val="left"/>
+            </w:pPr>
+            <w:r>
+              <w:rPr>
+                <w:rStyle w:val="VerbatimChar"/>
+              </w:rPr>
+              <w:t xml:space="preserve">{'svc__C': 10, 'svc__gamma': 0.001}</w:t>
+            </w:r>
+          </w:p>
+        </w:tc>
+        <w:tc>
+          <w:p>
+            <w:pPr>
+              <w:pStyle w:val="Compact"/>
+              <w:jc w:val="right"/>
+            </w:pPr>
+            <w:r>
+              <w:t xml:space="preserve">0.8176</w:t>
+            </w:r>
+          </w:p>
+        </w:tc>
+        <w:tc>
+          <w:p>
+            <w:pPr>
+              <w:pStyle w:val="Compact"/>
+              <w:jc w:val="right"/>
+            </w:pPr>
+            <w:r>
+              <w:t xml:space="preserve">0.7400</w:t>
+            </w:r>
+          </w:p>
+        </w:tc>
+      </w:tr>
+    </w:tbl>
+    <w:p>
+      <w:pPr>
+        <w:pStyle w:val="BodyText"/>
+      </w:pPr>
+      <w:r>
+        <w:t xml:space="preserve">结果文件：</w:t>
+      </w:r>
+      <w:r>
+        <w:rPr>
+          <w:rStyle w:val="VerbatimChar"/>
+        </w:rPr>
+        <w:t xml:space="preserve">源码/outputs/svm_face_metrics.csv</w:t>
+      </w:r>
+      <w:r>
+        <w:t xml:space="preserve">、</w:t>
+      </w:r>
+      <w:r>
+        <w:rPr>
+          <w:rStyle w:val="VerbatimChar"/>
+        </w:rPr>
+        <w:t xml:space="preserve">源码/outputs/svm_face_classification_report.txt</w:t>
+      </w:r>
+    </w:p>
+    <w:p>
+      <w:pPr>
+        <w:pStyle w:val="BodyText"/>
+      </w:pPr>
+      <w:r>
+        <w:t xml:space="preserve">图像文件：</w:t>
+      </w:r>
+    </w:p>
+    <w:p>
+      <w:pPr>
+        <w:pStyle w:val="CaptionedFigure"/>
+      </w:pPr>
+      <w:r>
+        <w:drawing>
+          <wp:inline>
+            <wp:extent cx="5334000" cy="4572000"/>
+            <wp:effectExtent b="0" l="0" r="0" t="0"/>
+            <wp:docPr descr="SVM Yale 混淆矩阵" title="" id="1" name="Picture"/>
+            <a:graphic>
+              <a:graphicData uri="http://schemas.openxmlformats.org/drawingml/2006/picture">
+                <pic:pic>
+                  <pic:nvPicPr>
+                    <pic:cNvPr descr="源码/outputs/figures/svm_yale_confusion_matrix.png" id="0" name="Picture"/>
+                    <pic:cNvPicPr>
+                      <a:picLocks noChangeArrowheads="1" noChangeAspect="1"/>
+                    </pic:cNvPicPr>
+                  </pic:nvPicPr>
+                  <pic:blipFill>
+                    <a:blip r:embed="rId39"/>
+                    <a:stretch>
+                      <a:fillRect/>
+                    </a:stretch>
+                  </pic:blipFill>
+                  <pic:spPr bwMode="auto">
+                    <a:xfrm>
+                      <a:off x="0" y="0"/>
+                      <a:ext cx="5334000" cy="4572000"/>
+                    </a:xfrm>
+                    <a:prstGeom prst="rect">
+                      <a:avLst/>
+                    </a:prstGeom>
+                    <a:noFill/>
+                    <a:ln w="9525">
+                      <a:noFill/>
+                      <a:headEnd/>
+                      <a:tailEnd/>
+                    </a:ln>
+                  </pic:spPr>
+                </pic:pic>
+              </a:graphicData>
+            </a:graphic>
+          </wp:inline>
+        </w:drawing>
+      </w:r>
+    </w:p>
+    <w:p>
+      <w:pPr>
+        <w:pStyle w:val="ImageCaption"/>
+      </w:pPr>
+      <w:r>
+        <w:t xml:space="preserve">SVM Yale 混淆矩阵</w:t>
+      </w:r>
+    </w:p>
+    <w:p>
+      <w:pPr>
+        <w:pStyle w:val="CaptionedFigure"/>
+      </w:pPr>
+      <w:r>
+        <w:drawing>
+          <wp:inline>
+            <wp:extent cx="5334000" cy="4148666"/>
+            <wp:effectExtent b="0" l="0" r="0" t="0"/>
+            <wp:docPr descr="SVM Yale 预测样例" title="" id="1" name="Picture"/>
+            <a:graphic>
+              <a:graphicData uri="http://schemas.openxmlformats.org/drawingml/2006/picture">
+                <pic:pic>
+                  <pic:nvPicPr>
+                    <pic:cNvPr descr="源码/outputs/figures/svm_yale_predictions.png" id="0" name="Picture"/>
+                    <pic:cNvPicPr>
+                      <a:picLocks noChangeArrowheads="1" noChangeAspect="1"/>
+                    </pic:cNvPicPr>
+                  </pic:nvPicPr>
+                  <pic:blipFill>
+                    <a:blip r:embed="rId40"/>
+                    <a:stretch>
+                      <a:fillRect/>
+                    </a:stretch>
+                  </pic:blipFill>
+                  <pic:spPr bwMode="auto">
+                    <a:xfrm>
+                      <a:off x="0" y="0"/>
+                      <a:ext cx="5334000" cy="4148666"/>
+                    </a:xfrm>
+                    <a:prstGeom prst="rect">
+                      <a:avLst/>
+                    </a:prstGeom>
+                    <a:noFill/>
+                    <a:ln w="9525">
+                      <a:noFill/>
+                      <a:headEnd/>
+                      <a:tailEnd/>
+                    </a:ln>
+                  </pic:spPr>
+                </pic:pic>
+              </a:graphicData>
+            </a:graphic>
+          </wp:inline>
+        </w:drawing>
+      </w:r>
+    </w:p>
+    <w:p>
+      <w:pPr>
+        <w:pStyle w:val="ImageCaption"/>
+      </w:pPr>
+      <w:r>
+        <w:t xml:space="preserve">SVM Yale 预测样例</w:t>
+      </w:r>
+    </w:p>
+    <w:bookmarkEnd w:id="41"/>
+    <w:bookmarkStart w:id="42" w:name="分析-2"/>
+    <w:p>
+      <w:pPr>
+        <w:pStyle w:val="Heading3"/>
+      </w:pPr>
+      <w:r>
+        <w:t xml:space="preserve">4. 分析</w:t>
+      </w:r>
+    </w:p>
+    <w:p>
+      <w:pPr>
+        <w:pStyle w:val="FirstParagraph"/>
+      </w:pPr>
+      <w:r>
+        <w:t xml:space="preserve">SVM 在小样本人脸数据上取得 0.74 的测试准确率。由于 Yale 每类样本较少，训练集规模有限，模型对姿态、光照和个体差异较敏感。PCA 降维既降低了计算成本，也减少了像素维度过高导致的过拟合风险。</w:t>
+      </w:r>
+    </w:p>
+    <w:bookmarkEnd w:id="42"/>
+    <w:bookmarkEnd w:id="43"/>
+    <w:bookmarkStart w:id="53" w:name="六实验四全连接神经网络分类器"/>
     <w:p>
       <w:pPr>
         <w:pStyle w:val="Heading2"/>
       </w:pPr>
       <w:r>
-        <w:t xml:space="preserve">7. 源码说明</w:t>
+        <w:t xml:space="preserve">六、实验四：全连接神经网络分类器</w:t>
+      </w:r>
+    </w:p>
+    <w:bookmarkStart w:id="44" w:name="实验目的-3"/>
+    <w:p>
+      <w:pPr>
+        <w:pStyle w:val="Heading3"/>
+      </w:pPr>
+      <w:r>
+        <w:t xml:space="preserve">1. 实验目的</w:t>
       </w:r>
     </w:p>
     <w:p>
@@ -1356,10 +2228,818 @@
         <w:pStyle w:val="FirstParagraph"/>
       </w:pPr>
       <w:r>
-        <w:t xml:space="preserve">源码位于</w:t>
-      </w:r>
-      <w:r>
-        <w:t xml:space="preserve"> </w:t>
+        <w:t xml:space="preserve">掌握全连接神经网络分类器的训练与测试方法，并使用 ACC 指标评价分类结果。</w:t>
+      </w:r>
+    </w:p>
+    <w:bookmarkEnd w:id="44"/>
+    <w:bookmarkStart w:id="45" w:name="数据集-1"/>
+    <w:p>
+      <w:pPr>
+        <w:pStyle w:val="Heading3"/>
+      </w:pPr>
+      <w:r>
+        <w:t xml:space="preserve">2. 数据集</w:t>
+      </w:r>
+    </w:p>
+    <w:tbl>
+      <w:tblPr>
+        <w:tblStyle w:val="Table"/>
+        <w:tblW w:type="pct" w:w="0.0"/>
+        <w:tblLook w:firstRow="1" w:lastRow="0" w:firstColumn="0" w:lastColumn="0" w:noHBand="0" w:noVBand="0" w:val="0020"/>
+      </w:tblPr>
+      <w:tblGrid/>
+      <w:tr>
+        <w:tc>
+          <w:p>
+            <w:pPr>
+              <w:pStyle w:val="Compact"/>
+              <w:jc w:val="left"/>
+            </w:pPr>
+            <w:r>
+              <w:t xml:space="preserve">数据集</w:t>
+            </w:r>
+          </w:p>
+        </w:tc>
+        <w:tc>
+          <w:p>
+            <w:pPr>
+              <w:pStyle w:val="Compact"/>
+              <w:jc w:val="right"/>
+            </w:pPr>
+            <w:r>
+              <w:t xml:space="preserve">样本数</w:t>
+            </w:r>
+          </w:p>
+        </w:tc>
+        <w:tc>
+          <w:p>
+            <w:pPr>
+              <w:pStyle w:val="Compact"/>
+              <w:jc w:val="right"/>
+            </w:pPr>
+            <w:r>
+              <w:t xml:space="preserve">维度</w:t>
+            </w:r>
+          </w:p>
+        </w:tc>
+        <w:tc>
+          <w:p>
+            <w:pPr>
+              <w:pStyle w:val="Compact"/>
+              <w:jc w:val="right"/>
+            </w:pPr>
+            <w:r>
+              <w:t xml:space="preserve">类数</w:t>
+            </w:r>
+          </w:p>
+        </w:tc>
+        <w:tc>
+          <w:p>
+            <w:pPr>
+              <w:pStyle w:val="Compact"/>
+              <w:jc w:val="left"/>
+            </w:pPr>
+            <w:r>
+              <w:t xml:space="preserve">数据类型</w:t>
+            </w:r>
+          </w:p>
+        </w:tc>
+      </w:tr>
+      <w:tr>
+        <w:tc>
+          <w:p>
+            <w:pPr>
+              <w:pStyle w:val="Compact"/>
+              <w:jc w:val="left"/>
+            </w:pPr>
+            <w:r>
+              <w:t xml:space="preserve">MNIST</w:t>
+            </w:r>
+          </w:p>
+        </w:tc>
+        <w:tc>
+          <w:p>
+            <w:pPr>
+              <w:pStyle w:val="Compact"/>
+              <w:jc w:val="right"/>
+            </w:pPr>
+            <w:r>
+              <w:t xml:space="preserve">3000</w:t>
+            </w:r>
+          </w:p>
+        </w:tc>
+        <w:tc>
+          <w:p>
+            <w:pPr>
+              <w:pStyle w:val="Compact"/>
+              <w:jc w:val="right"/>
+            </w:pPr>
+            <w:r>
+              <w:t xml:space="preserve">784</w:t>
+            </w:r>
+          </w:p>
+        </w:tc>
+        <w:tc>
+          <w:p>
+            <w:pPr>
+              <w:pStyle w:val="Compact"/>
+              <w:jc w:val="right"/>
+            </w:pPr>
+            <w:r>
+              <w:t xml:space="preserve">10</w:t>
+            </w:r>
+          </w:p>
+        </w:tc>
+        <w:tc>
+          <w:p>
+            <w:pPr>
+              <w:pStyle w:val="Compact"/>
+              <w:jc w:val="left"/>
+            </w:pPr>
+            <w:r>
+              <w:t xml:space="preserve">手写体数字</w:t>
+            </w:r>
+          </w:p>
+        </w:tc>
+      </w:tr>
+      <w:tr>
+        <w:tc>
+          <w:p>
+            <w:pPr>
+              <w:pStyle w:val="Compact"/>
+              <w:jc w:val="left"/>
+            </w:pPr>
+            <w:r>
+              <w:t xml:space="preserve">Yale</w:t>
+            </w:r>
+          </w:p>
+        </w:tc>
+        <w:tc>
+          <w:p>
+            <w:pPr>
+              <w:pStyle w:val="Compact"/>
+              <w:jc w:val="right"/>
+            </w:pPr>
+            <w:r>
+              <w:t xml:space="preserve">165</w:t>
+            </w:r>
+          </w:p>
+        </w:tc>
+        <w:tc>
+          <w:p>
+            <w:pPr>
+              <w:pStyle w:val="Compact"/>
+              <w:jc w:val="right"/>
+            </w:pPr>
+            <w:r>
+              <w:t xml:space="preserve">1024</w:t>
+            </w:r>
+          </w:p>
+        </w:tc>
+        <w:tc>
+          <w:p>
+            <w:pPr>
+              <w:pStyle w:val="Compact"/>
+              <w:jc w:val="right"/>
+            </w:pPr>
+            <w:r>
+              <w:t xml:space="preserve">15</w:t>
+            </w:r>
+          </w:p>
+        </w:tc>
+        <w:tc>
+          <w:p>
+            <w:pPr>
+              <w:pStyle w:val="Compact"/>
+              <w:jc w:val="left"/>
+            </w:pPr>
+            <w:r>
+              <w:t xml:space="preserve">人脸图像</w:t>
+            </w:r>
+          </w:p>
+        </w:tc>
+      </w:tr>
+      <w:tr>
+        <w:tc>
+          <w:p>
+            <w:pPr>
+              <w:pStyle w:val="Compact"/>
+              <w:jc w:val="left"/>
+            </w:pPr>
+            <w:r>
+              <w:t xml:space="preserve">lung</w:t>
+            </w:r>
+          </w:p>
+        </w:tc>
+        <w:tc>
+          <w:p>
+            <w:pPr>
+              <w:pStyle w:val="Compact"/>
+              <w:jc w:val="right"/>
+            </w:pPr>
+            <w:r>
+              <w:t xml:space="preserve">203</w:t>
+            </w:r>
+          </w:p>
+        </w:tc>
+        <w:tc>
+          <w:p>
+            <w:pPr>
+              <w:pStyle w:val="Compact"/>
+              <w:jc w:val="right"/>
+            </w:pPr>
+            <w:r>
+              <w:t xml:space="preserve">3312</w:t>
+            </w:r>
+          </w:p>
+        </w:tc>
+        <w:tc>
+          <w:p>
+            <w:pPr>
+              <w:pStyle w:val="Compact"/>
+              <w:jc w:val="right"/>
+            </w:pPr>
+            <w:r>
+              <w:t xml:space="preserve">5</w:t>
+            </w:r>
+          </w:p>
+        </w:tc>
+        <w:tc>
+          <w:p>
+            <w:pPr>
+              <w:pStyle w:val="Compact"/>
+              <w:jc w:val="left"/>
+            </w:pPr>
+            <w:r>
+              <w:t xml:space="preserve">生物数据</w:t>
+            </w:r>
+          </w:p>
+        </w:tc>
+      </w:tr>
+    </w:tbl>
+    <w:bookmarkEnd w:id="45"/>
+    <w:bookmarkStart w:id="46" w:name="方法-2"/>
+    <w:p>
+      <w:pPr>
+        <w:pStyle w:val="Heading3"/>
+      </w:pPr>
+      <w:r>
+        <w:t xml:space="preserve">3. 方法</w:t>
+      </w:r>
+    </w:p>
+    <w:p>
+      <w:pPr>
+        <w:pStyle w:val="FirstParagraph"/>
+      </w:pPr>
+      <w:r>
+        <w:t xml:space="preserve">实验使用单隐藏层全连接神经网络，隐藏层采用 ReLU 激活，输出层使用多分类交叉熵目标。训练时对特征进行标准化，并采用 Adam 优化器和早停策略。</w:t>
+      </w:r>
+    </w:p>
+    <w:bookmarkEnd w:id="46"/>
+    <w:bookmarkStart w:id="51" w:name="实验结果-3"/>
+    <w:p>
+      <w:pPr>
+        <w:pStyle w:val="Heading3"/>
+      </w:pPr>
+      <w:r>
+        <w:t xml:space="preserve">4. 实验结果</w:t>
+      </w:r>
+    </w:p>
+    <w:tbl>
+      <w:tblPr>
+        <w:tblStyle w:val="Table"/>
+        <w:tblW w:type="pct" w:w="0.0"/>
+        <w:tblLook w:firstRow="1" w:lastRow="0" w:firstColumn="0" w:lastColumn="0" w:noHBand="0" w:noVBand="0" w:val="0020"/>
+      </w:tblPr>
+      <w:tblGrid/>
+      <w:tr>
+        <w:tc>
+          <w:p>
+            <w:pPr>
+              <w:pStyle w:val="Compact"/>
+              <w:jc w:val="left"/>
+            </w:pPr>
+            <w:r>
+              <w:t xml:space="preserve">数据集</w:t>
+            </w:r>
+          </w:p>
+        </w:tc>
+        <w:tc>
+          <w:p>
+            <w:pPr>
+              <w:pStyle w:val="Compact"/>
+              <w:jc w:val="left"/>
+            </w:pPr>
+            <w:r>
+              <w:t xml:space="preserve">隐藏层</w:t>
+            </w:r>
+          </w:p>
+        </w:tc>
+        <w:tc>
+          <w:p>
+            <w:pPr>
+              <w:pStyle w:val="Compact"/>
+              <w:jc w:val="right"/>
+            </w:pPr>
+            <w:r>
+              <w:t xml:space="preserve">迭代次数</w:t>
+            </w:r>
+          </w:p>
+        </w:tc>
+        <w:tc>
+          <w:p>
+            <w:pPr>
+              <w:pStyle w:val="Compact"/>
+              <w:jc w:val="right"/>
+            </w:pPr>
+            <w:r>
+              <w:t xml:space="preserve">loss</w:t>
+            </w:r>
+          </w:p>
+        </w:tc>
+        <w:tc>
+          <w:p>
+            <w:pPr>
+              <w:pStyle w:val="Compact"/>
+              <w:jc w:val="right"/>
+            </w:pPr>
+            <w:r>
+              <w:t xml:space="preserve">测试 ACC</w:t>
+            </w:r>
+          </w:p>
+        </w:tc>
+      </w:tr>
+      <w:tr>
+        <w:tc>
+          <w:p>
+            <w:pPr>
+              <w:pStyle w:val="Compact"/>
+              <w:jc w:val="left"/>
+            </w:pPr>
+            <w:r>
+              <w:t xml:space="preserve">MNIST</w:t>
+            </w:r>
+          </w:p>
+        </w:tc>
+        <w:tc>
+          <w:p>
+            <w:pPr>
+              <w:pStyle w:val="Compact"/>
+              <w:jc w:val="left"/>
+            </w:pPr>
+            <w:r>
+              <w:t xml:space="preserve">(128,)</w:t>
+            </w:r>
+          </w:p>
+        </w:tc>
+        <w:tc>
+          <w:p>
+            <w:pPr>
+              <w:pStyle w:val="Compact"/>
+              <w:jc w:val="right"/>
+            </w:pPr>
+            <w:r>
+              <w:t xml:space="preserve">21</w:t>
+            </w:r>
+          </w:p>
+        </w:tc>
+        <w:tc>
+          <w:p>
+            <w:pPr>
+              <w:pStyle w:val="Compact"/>
+              <w:jc w:val="right"/>
+            </w:pPr>
+            <w:r>
+              <w:t xml:space="preserve">0.0062</w:t>
+            </w:r>
+          </w:p>
+        </w:tc>
+        <w:tc>
+          <w:p>
+            <w:pPr>
+              <w:pStyle w:val="Compact"/>
+              <w:jc w:val="right"/>
+            </w:pPr>
+            <w:r>
+              <w:t xml:space="preserve">0.9033</w:t>
+            </w:r>
+          </w:p>
+        </w:tc>
+      </w:tr>
+      <w:tr>
+        <w:tc>
+          <w:p>
+            <w:pPr>
+              <w:pStyle w:val="Compact"/>
+              <w:jc w:val="left"/>
+            </w:pPr>
+            <w:r>
+              <w:t xml:space="preserve">Yale</w:t>
+            </w:r>
+          </w:p>
+        </w:tc>
+        <w:tc>
+          <w:p>
+            <w:pPr>
+              <w:pStyle w:val="Compact"/>
+              <w:jc w:val="left"/>
+            </w:pPr>
+            <w:r>
+              <w:t xml:space="preserve">(64,)</w:t>
+            </w:r>
+          </w:p>
+        </w:tc>
+        <w:tc>
+          <w:p>
+            <w:pPr>
+              <w:pStyle w:val="Compact"/>
+              <w:jc w:val="right"/>
+            </w:pPr>
+            <w:r>
+              <w:t xml:space="preserve">21</w:t>
+            </w:r>
+          </w:p>
+        </w:tc>
+        <w:tc>
+          <w:p>
+            <w:pPr>
+              <w:pStyle w:val="Compact"/>
+              <w:jc w:val="right"/>
+            </w:pPr>
+            <w:r>
+              <w:t xml:space="preserve">0.0152</w:t>
+            </w:r>
+          </w:p>
+        </w:tc>
+        <w:tc>
+          <w:p>
+            <w:pPr>
+              <w:pStyle w:val="Compact"/>
+              <w:jc w:val="right"/>
+            </w:pPr>
+            <w:r>
+              <w:t xml:space="preserve">0.5600</w:t>
+            </w:r>
+          </w:p>
+        </w:tc>
+      </w:tr>
+      <w:tr>
+        <w:tc>
+          <w:p>
+            <w:pPr>
+              <w:pStyle w:val="Compact"/>
+              <w:jc w:val="left"/>
+            </w:pPr>
+            <w:r>
+              <w:t xml:space="preserve">lung</w:t>
+            </w:r>
+          </w:p>
+        </w:tc>
+        <w:tc>
+          <w:p>
+            <w:pPr>
+              <w:pStyle w:val="Compact"/>
+              <w:jc w:val="left"/>
+            </w:pPr>
+            <w:r>
+              <w:t xml:space="preserve">(48,)</w:t>
+            </w:r>
+          </w:p>
+        </w:tc>
+        <w:tc>
+          <w:p>
+            <w:pPr>
+              <w:pStyle w:val="Compact"/>
+              <w:jc w:val="right"/>
+            </w:pPr>
+            <w:r>
+              <w:t xml:space="preserve">14</w:t>
+            </w:r>
+          </w:p>
+        </w:tc>
+        <w:tc>
+          <w:p>
+            <w:pPr>
+              <w:pStyle w:val="Compact"/>
+              <w:jc w:val="right"/>
+            </w:pPr>
+            <w:r>
+              <w:t xml:space="preserve">0.0003</w:t>
+            </w:r>
+          </w:p>
+        </w:tc>
+        <w:tc>
+          <w:p>
+            <w:pPr>
+              <w:pStyle w:val="Compact"/>
+              <w:jc w:val="right"/>
+            </w:pPr>
+            <w:r>
+              <w:t xml:space="preserve">0.8197</w:t>
+            </w:r>
+          </w:p>
+        </w:tc>
+      </w:tr>
+    </w:tbl>
+    <w:p>
+      <w:pPr>
+        <w:pStyle w:val="BodyText"/>
+      </w:pPr>
+      <w:r>
+        <w:t xml:space="preserve">结果文件：</w:t>
+      </w:r>
+      <w:r>
+        <w:rPr>
+          <w:rStyle w:val="VerbatimChar"/>
+        </w:rPr>
+        <w:t xml:space="preserve">源码/outputs/neural_network_metrics.csv</w:t>
+      </w:r>
+    </w:p>
+    <w:p>
+      <w:pPr>
+        <w:pStyle w:val="BodyText"/>
+      </w:pPr>
+      <w:r>
+        <w:t xml:space="preserve">图像文件：</w:t>
+      </w:r>
+    </w:p>
+    <w:p>
+      <w:pPr>
+        <w:pStyle w:val="CaptionedFigure"/>
+      </w:pPr>
+      <w:r>
+        <w:drawing>
+          <wp:inline>
+            <wp:extent cx="5334000" cy="3556000"/>
+            <wp:effectExtent b="0" l="0" r="0" t="0"/>
+            <wp:docPr descr="神经网络准确率汇总" title="" id="1" name="Picture"/>
+            <a:graphic>
+              <a:graphicData uri="http://schemas.openxmlformats.org/drawingml/2006/picture">
+                <pic:pic>
+                  <pic:nvPicPr>
+                    <pic:cNvPr descr="源码/outputs/figures/nn_accuracy_summary.png" id="0" name="Picture"/>
+                    <pic:cNvPicPr>
+                      <a:picLocks noChangeArrowheads="1" noChangeAspect="1"/>
+                    </pic:cNvPicPr>
+                  </pic:nvPicPr>
+                  <pic:blipFill>
+                    <a:blip r:embed="rId47"/>
+                    <a:stretch>
+                      <a:fillRect/>
+                    </a:stretch>
+                  </pic:blipFill>
+                  <pic:spPr bwMode="auto">
+                    <a:xfrm>
+                      <a:off x="0" y="0"/>
+                      <a:ext cx="5334000" cy="3556000"/>
+                    </a:xfrm>
+                    <a:prstGeom prst="rect">
+                      <a:avLst/>
+                    </a:prstGeom>
+                    <a:noFill/>
+                    <a:ln w="9525">
+                      <a:noFill/>
+                      <a:headEnd/>
+                      <a:tailEnd/>
+                    </a:ln>
+                  </pic:spPr>
+                </pic:pic>
+              </a:graphicData>
+            </a:graphic>
+          </wp:inline>
+        </w:drawing>
+      </w:r>
+    </w:p>
+    <w:p>
+      <w:pPr>
+        <w:pStyle w:val="ImageCaption"/>
+      </w:pPr>
+      <w:r>
+        <w:t xml:space="preserve">神经网络准确率汇总</w:t>
+      </w:r>
+    </w:p>
+    <w:p>
+      <w:pPr>
+        <w:pStyle w:val="CaptionedFigure"/>
+      </w:pPr>
+      <w:r>
+        <w:drawing>
+          <wp:inline>
+            <wp:extent cx="5334000" cy="4572000"/>
+            <wp:effectExtent b="0" l="0" r="0" t="0"/>
+            <wp:docPr descr="MNIST 混淆矩阵" title="" id="1" name="Picture"/>
+            <a:graphic>
+              <a:graphicData uri="http://schemas.openxmlformats.org/drawingml/2006/picture">
+                <pic:pic>
+                  <pic:nvPicPr>
+                    <pic:cNvPr descr="源码/outputs/figures/nn_mnist_confusion_matrix.png" id="0" name="Picture"/>
+                    <pic:cNvPicPr>
+                      <a:picLocks noChangeArrowheads="1" noChangeAspect="1"/>
+                    </pic:cNvPicPr>
+                  </pic:nvPicPr>
+                  <pic:blipFill>
+                    <a:blip r:embed="rId48"/>
+                    <a:stretch>
+                      <a:fillRect/>
+                    </a:stretch>
+                  </pic:blipFill>
+                  <pic:spPr bwMode="auto">
+                    <a:xfrm>
+                      <a:off x="0" y="0"/>
+                      <a:ext cx="5334000" cy="4572000"/>
+                    </a:xfrm>
+                    <a:prstGeom prst="rect">
+                      <a:avLst/>
+                    </a:prstGeom>
+                    <a:noFill/>
+                    <a:ln w="9525">
+                      <a:noFill/>
+                      <a:headEnd/>
+                      <a:tailEnd/>
+                    </a:ln>
+                  </pic:spPr>
+                </pic:pic>
+              </a:graphicData>
+            </a:graphic>
+          </wp:inline>
+        </w:drawing>
+      </w:r>
+    </w:p>
+    <w:p>
+      <w:pPr>
+        <w:pStyle w:val="ImageCaption"/>
+      </w:pPr>
+      <w:r>
+        <w:t xml:space="preserve">MNIST 混淆矩阵</w:t>
+      </w:r>
+    </w:p>
+    <w:p>
+      <w:pPr>
+        <w:pStyle w:val="CaptionedFigure"/>
+      </w:pPr>
+      <w:r>
+        <w:drawing>
+          <wp:inline>
+            <wp:extent cx="5334000" cy="4572000"/>
+            <wp:effectExtent b="0" l="0" r="0" t="0"/>
+            <wp:docPr descr="Yale 混淆矩阵" title="" id="1" name="Picture"/>
+            <a:graphic>
+              <a:graphicData uri="http://schemas.openxmlformats.org/drawingml/2006/picture">
+                <pic:pic>
+                  <pic:nvPicPr>
+                    <pic:cNvPr descr="源码/outputs/figures/nn_yale_confusion_matrix.png" id="0" name="Picture"/>
+                    <pic:cNvPicPr>
+                      <a:picLocks noChangeArrowheads="1" noChangeAspect="1"/>
+                    </pic:cNvPicPr>
+                  </pic:nvPicPr>
+                  <pic:blipFill>
+                    <a:blip r:embed="rId49"/>
+                    <a:stretch>
+                      <a:fillRect/>
+                    </a:stretch>
+                  </pic:blipFill>
+                  <pic:spPr bwMode="auto">
+                    <a:xfrm>
+                      <a:off x="0" y="0"/>
+                      <a:ext cx="5334000" cy="4572000"/>
+                    </a:xfrm>
+                    <a:prstGeom prst="rect">
+                      <a:avLst/>
+                    </a:prstGeom>
+                    <a:noFill/>
+                    <a:ln w="9525">
+                      <a:noFill/>
+                      <a:headEnd/>
+                      <a:tailEnd/>
+                    </a:ln>
+                  </pic:spPr>
+                </pic:pic>
+              </a:graphicData>
+            </a:graphic>
+          </wp:inline>
+        </w:drawing>
+      </w:r>
+    </w:p>
+    <w:p>
+      <w:pPr>
+        <w:pStyle w:val="ImageCaption"/>
+      </w:pPr>
+      <w:r>
+        <w:t xml:space="preserve">Yale 混淆矩阵</w:t>
+      </w:r>
+    </w:p>
+    <w:p>
+      <w:pPr>
+        <w:pStyle w:val="CaptionedFigure"/>
+      </w:pPr>
+      <w:r>
+        <w:drawing>
+          <wp:inline>
+            <wp:extent cx="5334000" cy="4572000"/>
+            <wp:effectExtent b="0" l="0" r="0" t="0"/>
+            <wp:docPr descr="lung 混淆矩阵" title="" id="1" name="Picture"/>
+            <a:graphic>
+              <a:graphicData uri="http://schemas.openxmlformats.org/drawingml/2006/picture">
+                <pic:pic>
+                  <pic:nvPicPr>
+                    <pic:cNvPr descr="源码/outputs/figures/nn_lung_confusion_matrix.png" id="0" name="Picture"/>
+                    <pic:cNvPicPr>
+                      <a:picLocks noChangeArrowheads="1" noChangeAspect="1"/>
+                    </pic:cNvPicPr>
+                  </pic:nvPicPr>
+                  <pic:blipFill>
+                    <a:blip r:embed="rId50"/>
+                    <a:stretch>
+                      <a:fillRect/>
+                    </a:stretch>
+                  </pic:blipFill>
+                  <pic:spPr bwMode="auto">
+                    <a:xfrm>
+                      <a:off x="0" y="0"/>
+                      <a:ext cx="5334000" cy="4572000"/>
+                    </a:xfrm>
+                    <a:prstGeom prst="rect">
+                      <a:avLst/>
+                    </a:prstGeom>
+                    <a:noFill/>
+                    <a:ln w="9525">
+                      <a:noFill/>
+                      <a:headEnd/>
+                      <a:tailEnd/>
+                    </a:ln>
+                  </pic:spPr>
+                </pic:pic>
+              </a:graphicData>
+            </a:graphic>
+          </wp:inline>
+        </w:drawing>
+      </w:r>
+    </w:p>
+    <w:p>
+      <w:pPr>
+        <w:pStyle w:val="ImageCaption"/>
+      </w:pPr>
+      <w:r>
+        <w:t xml:space="preserve">lung 混淆矩阵</w:t>
+      </w:r>
+    </w:p>
+    <w:bookmarkEnd w:id="51"/>
+    <w:bookmarkStart w:id="52" w:name="分析-3"/>
+    <w:p>
+      <w:pPr>
+        <w:pStyle w:val="Heading3"/>
+      </w:pPr>
+      <w:r>
+        <w:t xml:space="preserve">5. 分析</w:t>
+      </w:r>
+    </w:p>
+    <w:p>
+      <w:pPr>
+        <w:pStyle w:val="FirstParagraph"/>
+      </w:pPr>
+      <w:r>
+        <w:t xml:space="preserve">神经网络在 MNIST 上取得 0.9033 的测试准确率，说明全连接网络能够较好捕捉数字图像的判别结构。Yale 数据集样本数少、类别多，因此测试准确率低于 MNIST。lung 数据虽然维度高，但类别结构较明显，取得 0.8197 的准确率。</w:t>
+      </w:r>
+    </w:p>
+    <w:bookmarkEnd w:id="52"/>
+    <w:bookmarkEnd w:id="53"/>
+    <w:bookmarkStart w:id="54" w:name="七总结"/>
+    <w:p>
+      <w:pPr>
+        <w:pStyle w:val="Heading2"/>
+      </w:pPr>
+      <w:r>
+        <w:t xml:space="preserve">七、总结</w:t>
+      </w:r>
+    </w:p>
+    <w:p>
+      <w:pPr>
+        <w:pStyle w:val="FirstParagraph"/>
+      </w:pPr>
+      <w:r>
+        <w:t xml:space="preserve">四次实验分别覆盖了回归、线性判别、核方法和神经网络四类机器学习方法。线性回归实验说明正则化能提升模型稳定性；LDA 实验展示了监督降维和分类的关系；SVM 人脸识别实验体现了 PCA 与核分类器结合处理高维图像的常见流程；神经网络实验验证了全连接分类器在图像和生物数据上的适用性。所有实验均已生成可复现实验源码、指标 CSV 和图像结果。</w:t>
+      </w:r>
+    </w:p>
+    <w:bookmarkEnd w:id="54"/>
+    <w:bookmarkStart w:id="55" w:name="八文件说明"/>
+    <w:p>
+      <w:pPr>
+        <w:pStyle w:val="Heading2"/>
+      </w:pPr>
+      <w:r>
+        <w:t xml:space="preserve">八、文件说明</w:t>
+      </w:r>
+    </w:p>
+    <w:p>
+      <w:pPr>
+        <w:numPr>
+          <w:ilvl w:val="0"/>
+          <w:numId w:val="1004"/>
+        </w:numPr>
+        <w:pStyle w:val="Compact"/>
+      </w:pPr>
+      <w:r>
+        <w:t xml:space="preserve">源码目录：</w:t>
       </w:r>
       <w:r>
         <w:rPr>
@@ -1367,23 +3047,53 @@
         </w:rPr>
         <w:t xml:space="preserve">源码/</w:t>
       </w:r>
-      <w:r>
-        <w:t xml:space="preserve">，运行方式见</w:t>
-      </w:r>
-      <w:r>
-        <w:t xml:space="preserve"> </w:t>
+    </w:p>
+    <w:p>
+      <w:pPr>
+        <w:numPr>
+          <w:ilvl w:val="0"/>
+          <w:numId w:val="1004"/>
+        </w:numPr>
+        <w:pStyle w:val="Compact"/>
+      </w:pPr>
+      <w:r>
+        <w:t xml:space="preserve">一键运行脚本：</w:t>
       </w:r>
       <w:r>
         <w:rPr>
           <w:rStyle w:val="VerbatimChar"/>
         </w:rPr>
-        <w:t xml:space="preserve">源码/README.md</w:t>
-      </w:r>
-      <w:r>
-        <w:t xml:space="preserve">。正式实验输出已保存在</w:t>
-      </w:r>
-      <w:r>
-        <w:t xml:space="preserve"> </w:t>
+        <w:t xml:space="preserve">源码/run_all_experiments.py</w:t>
+      </w:r>
+    </w:p>
+    <w:p>
+      <w:pPr>
+        <w:numPr>
+          <w:ilvl w:val="0"/>
+          <w:numId w:val="1004"/>
+        </w:numPr>
+        <w:pStyle w:val="Compact"/>
+      </w:pPr>
+      <w:r>
+        <w:t xml:space="preserve">运行环境：</w:t>
+      </w:r>
+      <w:r>
+        <w:rPr>
+          <w:rStyle w:val="VerbatimChar"/>
+        </w:rPr>
+        <w:t xml:space="preserve">源码/environment.yml</w:t>
+      </w:r>
+    </w:p>
+    <w:p>
+      <w:pPr>
+        <w:numPr>
+          <w:ilvl w:val="0"/>
+          <w:numId w:val="1004"/>
+        </w:numPr>
+        <w:pStyle w:val="Compact"/>
+      </w:pPr>
+      <w:r>
+        <w:t xml:space="preserve">输出目录：</w:t>
       </w:r>
       <w:r>
         <w:rPr>
@@ -1391,12 +3101,27 @@
         </w:rPr>
         <w:t xml:space="preserve">源码/outputs/</w:t>
       </w:r>
-      <w:r>
-        <w:t xml:space="preserve">。</w:t>
-      </w:r>
-    </w:p>
-    <w:bookmarkEnd w:id="26"/>
-    <w:bookmarkEnd w:id="27"/>
+    </w:p>
+    <w:p>
+      <w:pPr>
+        <w:numPr>
+          <w:ilvl w:val="0"/>
+          <w:numId w:val="1004"/>
+        </w:numPr>
+        <w:pStyle w:val="Compact"/>
+      </w:pPr>
+      <w:r>
+        <w:t xml:space="preserve">汇总结果：</w:t>
+      </w:r>
+      <w:r>
+        <w:rPr>
+          <w:rStyle w:val="VerbatimChar"/>
+        </w:rPr>
+        <w:t xml:space="preserve">源码/outputs/summary.json</w:t>
+      </w:r>
+    </w:p>
+    <w:bookmarkEnd w:id="55"/>
+    <w:bookmarkEnd w:id="56"/>
     <w:sectPr/>
   </w:body>
 </w:document>
@@ -1579,10 +3304,131 @@
       </w:pPr>
     </w:lvl>
   </w:abstractNum>
+  <w:abstractNum w:abstractNumId="99411">
+    <w:nsid w:val="71315dca"/>
+    <w:multiLevelType w:val="multilevel"/>
+    <w:lvl w:ilvl="0">
+      <w:start w:val="1"/>
+      <w:numFmt w:val="decimal"/>
+      <w:lvlText w:val="%1."/>
+      <w:lvlJc w:val="left"/>
+      <w:pPr>
+        <w:ind w:left="720" w:hanging="480"/>
+      </w:pPr>
+    </w:lvl>
+    <w:lvl w:ilvl="1">
+      <w:start w:val="1"/>
+      <w:numFmt w:val="decimal"/>
+      <w:lvlText w:val="%2."/>
+      <w:lvlJc w:val="left"/>
+      <w:pPr>
+        <w:ind w:left="1440" w:hanging="480"/>
+      </w:pPr>
+    </w:lvl>
+    <w:lvl w:ilvl="2">
+      <w:start w:val="1"/>
+      <w:numFmt w:val="decimal"/>
+      <w:lvlText w:val="%3."/>
+      <w:lvlJc w:val="left"/>
+      <w:pPr>
+        <w:ind w:left="2160" w:hanging="480"/>
+      </w:pPr>
+    </w:lvl>
+    <w:lvl w:ilvl="3">
+      <w:start w:val="1"/>
+      <w:numFmt w:val="decimal"/>
+      <w:lvlText w:val="%4."/>
+      <w:lvlJc w:val="left"/>
+      <w:pPr>
+        <w:ind w:left="2880" w:hanging="480"/>
+      </w:pPr>
+    </w:lvl>
+    <w:lvl w:ilvl="4">
+      <w:start w:val="1"/>
+      <w:numFmt w:val="decimal"/>
+      <w:lvlText w:val="%5."/>
+      <w:lvlJc w:val="left"/>
+      <w:pPr>
+        <w:ind w:left="3600" w:hanging="480"/>
+      </w:pPr>
+    </w:lvl>
+    <w:lvl w:ilvl="5">
+      <w:start w:val="1"/>
+      <w:numFmt w:val="decimal"/>
+      <w:lvlText w:val="%6."/>
+      <w:lvlJc w:val="left"/>
+      <w:pPr>
+        <w:ind w:left="4320" w:hanging="480"/>
+      </w:pPr>
+    </w:lvl>
+    <w:lvl w:ilvl="6">
+      <w:start w:val="1"/>
+      <w:numFmt w:val="decimal"/>
+      <w:lvlText w:val="%7."/>
+      <w:lvlJc w:val="left"/>
+      <w:pPr>
+        <w:ind w:left="5040" w:hanging="480"/>
+      </w:pPr>
+    </w:lvl>
+    <w:lvl w:ilvl="7">
+      <w:start w:val="1"/>
+      <w:numFmt w:val="decimal"/>
+      <w:lvlText w:val="%8."/>
+      <w:lvlJc w:val="left"/>
+      <w:pPr>
+        <w:ind w:left="5760" w:hanging="480"/>
+      </w:pPr>
+    </w:lvl>
+    <w:lvl w:ilvl="8">
+      <w:start w:val="1"/>
+      <w:numFmt w:val="decimal"/>
+      <w:lvlText w:val="%9."/>
+      <w:lvlJc w:val="left"/>
+      <w:pPr>
+        <w:ind w:left="6480" w:hanging="480"/>
+      </w:pPr>
+    </w:lvl>
+  </w:abstractNum>
   <w:num w:numId="1000">
     <w:abstractNumId w:val="990"/>
   </w:num>
   <w:num w:numId="1001">
+    <w:abstractNumId w:val="991"/>
+  </w:num>
+  <w:num w:numId="1002">
+    <w:abstractNumId w:val="991"/>
+  </w:num>
+  <w:num w:numId="1003">
+    <w:abstractNumId w:val="99411"/>
+    <w:lvlOverride w:ilvl="0">
+      <w:startOverride w:val="1"/>
+    </w:lvlOverride>
+    <w:lvlOverride w:ilvl="1">
+      <w:startOverride w:val="1"/>
+    </w:lvlOverride>
+    <w:lvlOverride w:ilvl="2">
+      <w:startOverride w:val="1"/>
+    </w:lvlOverride>
+    <w:lvlOverride w:ilvl="3">
+      <w:startOverride w:val="1"/>
+    </w:lvlOverride>
+    <w:lvlOverride w:ilvl="4">
+      <w:startOverride w:val="1"/>
+    </w:lvlOverride>
+    <w:lvlOverride w:ilvl="5">
+      <w:startOverride w:val="1"/>
+    </w:lvlOverride>
+    <w:lvlOverride w:ilvl="6">
+      <w:startOverride w:val="1"/>
+    </w:lvlOverride>
+    <w:lvlOverride w:ilvl="7">
+      <w:startOverride w:val="1"/>
+    </w:lvlOverride>
+    <w:lvlOverride w:ilvl="8">
+      <w:startOverride w:val="1"/>
+    </w:lvlOverride>
+  </w:num>
+  <w:num w:numId="1004">
     <w:abstractNumId w:val="991"/>
   </w:num>
 </w:numbering>
